--- a/Guion_QA_sb.docx
+++ b/Guion_QA_sb.docx
@@ -62,7 +62,7 @@
           <w:sz w:val="22"/>
           <w:szCs w:val="22"/>
         </w:rPr>
-        <w:t xml:space="preserve">Preparado para la evaluación presencial. El profe puede preguntar cualquier cosa de acá abajo, así que conviene entenderlo, no solo memorizarlo.</w:t>
+        <w:t xml:space="preserve">Preparado para la evaluación presencial. Escrito con palabras simples para que te salga natural al hablar, no como si estuvieras leyendo un libro.</w:t>
       </w:r>
     </w:p>
     <w:p>
@@ -71,7 +71,7 @@
         <w:pageBreakBefore/>
       </w:pPr>
       <w:r>
-        <w:t xml:space="preserve">1. Guion principal</w:t>
+        <w:t xml:space="preserve">0. Cómo se dicen las cosas raras</w:t>
       </w:r>
     </w:p>
     <w:p>
@@ -80,389 +80,7 @@
         <w:jc w:val="left"/>
       </w:pPr>
       <w:r>
-        <w:rPr>
-          <w:i/>
-          <w:iCs/>
-          <w:color w:val="666666"/>
-        </w:rPr>
-        <w:t xml:space="preserve">Léelo en este orden, apoyándote en la slide 6.</w:t>
-      </w:r>
-    </w:p>
-    <w:p>
-      <w:pPr>
-        <w:spacing w:after="200" w:line="340"/>
-        <w:jc w:val="left"/>
-      </w:pPr>
-      <w:r>
-        <w:t xml:space="preserve">Mi instrucción es </w:t>
-      </w:r>
-      <w:r>
-        <w:rPr>
-          <w:b/>
-          <w:bCs/>
-        </w:rPr>
-        <w:t xml:space="preserve">sb $t1, 0($t0)</w:t>
-      </w:r>
-      <w:r>
-        <w:t xml:space="preserve">, un store byte: guarda el contenido de $t1 en la memoria, en la dirección $t0 + 0.</w:t>
-      </w:r>
-    </w:p>
-    <w:p>
-      <w:pPr>
-        <w:spacing w:after="120" w:line="340"/>
-        <w:jc w:val="left"/>
-      </w:pPr>
-      <w:r>
-        <w:t xml:space="preserve">Es de tipo </w:t>
-      </w:r>
-      <w:r>
-        <w:rPr>
-          <w:b/>
-          <w:bCs/>
-        </w:rPr>
-        <w:t xml:space="preserve">I</w:t>
-      </w:r>
-      <w:r>
-        <w:t xml:space="preserve"> (inmediato). Sus 32 bits se dividen así:</w:t>
-      </w:r>
-    </w:p>
-    <w:p>
-      <w:pPr>
-        <w:pStyle w:val="ListParagraph"/>
-        <w:numPr>
-          <w:ilvl w:val="0"/>
-          <w:numId w:val="2"/>
-        </w:numPr>
-        <w:spacing w:after="140" w:line="320"/>
-        <w:jc w:val="left"/>
-      </w:pPr>
-      <w:r>
-        <w:rPr>
-          <w:b/>
-          <w:bCs/>
-        </w:rPr>
-        <w:t xml:space="preserve">opcode = 101000 </w:t>
-      </w:r>
-      <w:r>
-        <w:t xml:space="preserve">(bits 31-26) → le dice a Control que es un store.</w:t>
-      </w:r>
-    </w:p>
-    <w:p>
-      <w:pPr>
-        <w:pStyle w:val="ListParagraph"/>
-        <w:numPr>
-          <w:ilvl w:val="0"/>
-          <w:numId w:val="2"/>
-        </w:numPr>
-        <w:spacing w:after="140" w:line="320"/>
-        <w:jc w:val="left"/>
-      </w:pPr>
-      <w:r>
-        <w:rPr>
-          <w:b/>
-          <w:bCs/>
-        </w:rPr>
-        <w:t xml:space="preserve">rs = 01000 </w:t>
-      </w:r>
-      <w:r>
-        <w:t xml:space="preserve">(bits 25-21) → registro $t0, la dirección base.</w:t>
-      </w:r>
-    </w:p>
-    <w:p>
-      <w:pPr>
-        <w:pStyle w:val="ListParagraph"/>
-        <w:numPr>
-          <w:ilvl w:val="0"/>
-          <w:numId w:val="2"/>
-        </w:numPr>
-        <w:spacing w:after="140" w:line="320"/>
-        <w:jc w:val="left"/>
-      </w:pPr>
-      <w:r>
-        <w:rPr>
-          <w:b/>
-          <w:bCs/>
-        </w:rPr>
-        <w:t xml:space="preserve">rt = 01001 </w:t>
-      </w:r>
-      <w:r>
-        <w:t xml:space="preserve">(bits 20-16) → registro $t1, el dato a guardar.</w:t>
-      </w:r>
-    </w:p>
-    <w:p>
-      <w:pPr>
-        <w:pStyle w:val="ListParagraph"/>
-        <w:numPr>
-          <w:ilvl w:val="0"/>
-          <w:numId w:val="2"/>
-        </w:numPr>
-        <w:spacing w:after="140" w:line="320"/>
-        <w:jc w:val="left"/>
-      </w:pPr>
-      <w:r>
-        <w:rPr>
-          <w:b/>
-          <w:bCs/>
-        </w:rPr>
-        <w:t xml:space="preserve">inmediato = 0000000000000000 </w:t>
-      </w:r>
-      <w:r>
-        <w:t xml:space="preserve">(bits 15-0) → el offset, en este caso 0.</w:t>
-      </w:r>
-    </w:p>
-    <w:p>
-      <w:pPr>
-        <w:spacing w:after="200" w:line="340"/>
-        <w:jc w:val="left"/>
-      </w:pPr>
-      <w:r>
-        <w:t xml:space="preserve">Con el opcode, Control activa </w:t>
-      </w:r>
-      <w:r>
-        <w:rPr>
-          <w:b/>
-          <w:bCs/>
-        </w:rPr>
-        <w:t xml:space="preserve">MemWrite = 1</w:t>
-      </w:r>
-      <w:r>
-        <w:t xml:space="preserve"> y </w:t>
-      </w:r>
-      <w:r>
-        <w:rPr>
-          <w:b/>
-          <w:bCs/>
-        </w:rPr>
-        <w:t xml:space="preserve">ALUSrc = 1</w:t>
-      </w:r>
-      <w:r>
-        <w:t xml:space="preserve">, y deja </w:t>
-      </w:r>
-      <w:r>
-        <w:rPr>
-          <w:b/>
-          <w:bCs/>
-        </w:rPr>
-        <w:t xml:space="preserve">RegWrite = 0</w:t>
-      </w:r>
-      <w:r>
-        <w:t xml:space="preserve"> porque un store nunca modifica un registro.</w:t>
-      </w:r>
-    </w:p>
-    <w:p>
-      <w:pPr>
-        <w:spacing w:after="120" w:line="340"/>
-        <w:jc w:val="left"/>
-      </w:pPr>
-      <w:r>
-        <w:rPr>
-          <w:b/>
-          <w:bCs/>
-        </w:rPr>
-        <w:t xml:space="preserve">El camino activo:</w:t>
-      </w:r>
-    </w:p>
-    <w:p>
-      <w:pPr>
-        <w:pStyle w:val="ListParagraph"/>
-        <w:numPr>
-          <w:ilvl w:val="0"/>
-          <w:numId w:val="3"/>
-        </w:numPr>
-        <w:spacing w:after="180" w:line="320"/>
-        <w:jc w:val="left"/>
-      </w:pPr>
-      <w:r>
-        <w:t xml:space="preserve">El PC entra a Instruction memory y se leen los 32 bits.</w:t>
-      </w:r>
-    </w:p>
-    <w:p>
-      <w:pPr>
-        <w:pStyle w:val="ListParagraph"/>
-        <w:numPr>
-          <w:ilvl w:val="0"/>
-          <w:numId w:val="3"/>
-        </w:numPr>
-        <w:spacing w:after="180" w:line="320"/>
-        <w:jc w:val="left"/>
-      </w:pPr>
-      <w:r>
-        <w:rPr>
-          <w:b/>
-          <w:bCs/>
-        </w:rPr>
-        <w:t xml:space="preserve">rs ($t0)</w:t>
-      </w:r>
-      <w:r>
-        <w:t xml:space="preserve"> va a Read register 1, y </w:t>
-      </w:r>
-      <w:r>
-        <w:rPr>
-          <w:b/>
-          <w:bCs/>
-        </w:rPr>
-        <w:t xml:space="preserve">rt ($t1)</w:t>
-      </w:r>
-      <w:r>
-        <w:t xml:space="preserve"> va a Read register 2 — el banco de registros entrega Read data 1 = valor de $t0 y Read data 2 = valor de $t1.</w:t>
-      </w:r>
-    </w:p>
-    <w:p>
-      <w:pPr>
-        <w:pStyle w:val="ListParagraph"/>
-        <w:numPr>
-          <w:ilvl w:val="0"/>
-          <w:numId w:val="3"/>
-        </w:numPr>
-        <w:spacing w:after="180" w:line="320"/>
-        <w:jc w:val="left"/>
-      </w:pPr>
-      <w:r>
-        <w:t xml:space="preserve">El inmediato pasa por Sign-extend, que lo lleva a 32 bits con signo (sigue siendo 0).</w:t>
-      </w:r>
-    </w:p>
-    <w:p>
-      <w:pPr>
-        <w:pStyle w:val="ListParagraph"/>
-        <w:numPr>
-          <w:ilvl w:val="0"/>
-          <w:numId w:val="3"/>
-        </w:numPr>
-        <w:spacing w:after="180" w:line="320"/>
-        <w:jc w:val="left"/>
-      </w:pPr>
-      <w:r>
-        <w:rPr>
-          <w:b/>
-          <w:bCs/>
-        </w:rPr>
-        <w:t xml:space="preserve">ALUSrc = 1</w:t>
-      </w:r>
-      <w:r>
-        <w:t xml:space="preserve"> → el MUX elige la salida de Sign-extend (no Read data 2) como segundo operando de la ALU.</w:t>
-      </w:r>
-    </w:p>
-    <w:p>
-      <w:pPr>
-        <w:pStyle w:val="ListParagraph"/>
-        <w:numPr>
-          <w:ilvl w:val="0"/>
-          <w:numId w:val="3"/>
-        </w:numPr>
-        <w:spacing w:after="180" w:line="320"/>
-        <w:jc w:val="left"/>
-      </w:pPr>
-      <w:r>
-        <w:rPr>
-          <w:b/>
-          <w:bCs/>
-        </w:rPr>
-        <w:t xml:space="preserve">ALUOp = 00</w:t>
-      </w:r>
-      <w:r>
-        <w:t xml:space="preserve"> → le dice a ALU control que mande el código de sumar; ALU control manda esa señal a la ALU.</w:t>
-      </w:r>
-    </w:p>
-    <w:p>
-      <w:pPr>
-        <w:pStyle w:val="ListParagraph"/>
-        <w:numPr>
-          <w:ilvl w:val="0"/>
-          <w:numId w:val="3"/>
-        </w:numPr>
-        <w:spacing w:after="180" w:line="320"/>
-        <w:jc w:val="left"/>
-      </w:pPr>
-      <w:r>
-        <w:t xml:space="preserve">La ALU suma $t0 + 0 y el resultado es la dirección de memoria.</w:t>
-      </w:r>
-    </w:p>
-    <w:p>
-      <w:pPr>
-        <w:pStyle w:val="ListParagraph"/>
-        <w:numPr>
-          <w:ilvl w:val="0"/>
-          <w:numId w:val="3"/>
-        </w:numPr>
-        <w:spacing w:after="180" w:line="320"/>
-        <w:jc w:val="left"/>
-      </w:pPr>
-      <w:r>
-        <w:t xml:space="preserve">Esa dirección entra a Address de Data memory. En paralelo, Read data 2 ($t1) entra directo a Write data — sin pasar por la ALU.</w:t>
-      </w:r>
-    </w:p>
-    <w:p>
-      <w:pPr>
-        <w:pStyle w:val="ListParagraph"/>
-        <w:numPr>
-          <w:ilvl w:val="0"/>
-          <w:numId w:val="3"/>
-        </w:numPr>
-        <w:spacing w:after="180" w:line="320"/>
-        <w:jc w:val="left"/>
-      </w:pPr>
-      <w:r>
-        <w:rPr>
-          <w:b/>
-          <w:bCs/>
-        </w:rPr>
-        <w:t xml:space="preserve">MemWrite = 1</w:t>
-      </w:r>
-      <w:r>
-        <w:t xml:space="preserve"> → la memoria escribe el byte de $t1 en esa dirección.</w:t>
-      </w:r>
-    </w:p>
-    <w:p>
-      <w:pPr>
-        <w:pStyle w:val="ListParagraph"/>
-        <w:numPr>
-          <w:ilvl w:val="0"/>
-          <w:numId w:val="3"/>
-        </w:numPr>
-        <w:spacing w:after="180" w:line="320"/>
-        <w:jc w:val="left"/>
-      </w:pPr>
-      <w:r>
-        <w:rPr>
-          <w:b/>
-          <w:bCs/>
-        </w:rPr>
-        <w:t xml:space="preserve">No hay write-back</w:t>
-      </w:r>
-      <w:r>
-        <w:t xml:space="preserve">: RegWrite = 0, así que no se toca ningún registro, y por eso Read data de memoria y el MUX final ni se usan.</w:t>
-      </w:r>
-    </w:p>
-    <w:p>
-      <w:pPr>
-        <w:pStyle w:val="ListParagraph"/>
-        <w:numPr>
-          <w:ilvl w:val="0"/>
-          <w:numId w:val="3"/>
-        </w:numPr>
-        <w:spacing w:after="180" w:line="320"/>
-        <w:jc w:val="left"/>
-      </w:pPr>
-      <w:r>
-        <w:t xml:space="preserve">En paralelo, PC+4 avanza al programa hacia la siguiente instrucción (Branch = 0, no hay salto).</w:t>
-      </w:r>
-    </w:p>
-    <w:p>
-      <w:pPr>
-        <w:pStyle w:val="Heading1"/>
-        <w:pageBreakBefore/>
-      </w:pPr>
-      <w:r>
-        <w:t xml:space="preserve">2. Señales de control, una por una</w:t>
-      </w:r>
-    </w:p>
-    <w:p>
-      <w:pPr>
-        <w:spacing w:after="200" w:line="340"/>
-        <w:jc w:val="left"/>
-      </w:pPr>
-      <w:r>
-        <w:t xml:space="preserve">Por si preguntan “¿por qué ese valor?”:</w:t>
+        <w:t xml:space="preserve">No hay que sonar “técnico” — se puede hablar simple. Guía rápida:</w:t>
       </w:r>
     </w:p>
     <w:tbl>
@@ -478,9 +96,8 @@
         </w:tblBorders>
       </w:tblPr>
       <w:tblGrid>
-        <w:gridCol w:w="1600"/>
-        <w:gridCol w:w="1000"/>
-        <w:gridCol w:w="6760"/>
+        <w:gridCol w:w="2400"/>
+        <w:gridCol w:w="6960"/>
       </w:tblGrid>
       <w:tr>
         <w:trPr>
@@ -488,7 +105,7 @@
         </w:trPr>
         <w:tc>
           <w:tcPr>
-            <w:tcW w:type="dxa" w:w="1600"/>
+            <w:tcW w:type="dxa" w:w="2400"/>
             <w:tcBorders>
               <w:top w:val="single" w:color="BBBBBB" w:sz="1"/>
               <w:left w:val="single" w:color="BBBBBB" w:sz="1"/>
@@ -515,13 +132,13 @@
                 <w:sz w:val="22"/>
                 <w:szCs w:val="22"/>
               </w:rPr>
-              <w:t xml:space="preserve">Señal</w:t>
-            </w:r>
-          </w:p>
-        </w:tc>
-        <w:tc>
-          <w:tcPr>
-            <w:tcW w:type="dxa" w:w="1000"/>
+              <w:t xml:space="preserve">Se escribe</w:t>
+            </w:r>
+          </w:p>
+        </w:tc>
+        <w:tc>
+          <w:tcPr>
+            <w:tcW w:type="dxa" w:w="6960"/>
             <w:tcBorders>
               <w:top w:val="single" w:color="BBBBBB" w:sz="1"/>
               <w:left w:val="single" w:color="BBBBBB" w:sz="1"/>
@@ -548,40 +165,7 @@
                 <w:sz w:val="22"/>
                 <w:szCs w:val="22"/>
               </w:rPr>
-              <w:t xml:space="preserve">Valor</w:t>
-            </w:r>
-          </w:p>
-        </w:tc>
-        <w:tc>
-          <w:tcPr>
-            <w:tcW w:type="dxa" w:w="6760"/>
-            <w:tcBorders>
-              <w:top w:val="single" w:color="BBBBBB" w:sz="1"/>
-              <w:left w:val="single" w:color="BBBBBB" w:sz="1"/>
-              <w:bottom w:val="single" w:color="BBBBBB" w:sz="1"/>
-              <w:right w:val="single" w:color="BBBBBB" w:sz="1"/>
-            </w:tcBorders>
-            <w:shd w:fill="D6E4F0" w:val="clear"/>
-            <w:tcMar>
-              <w:top w:type="dxa" w:w="100"/>
-              <w:left w:type="dxa" w:w="120"/>
-              <w:bottom w:type="dxa" w:w="100"/>
-              <w:right w:type="dxa" w:w="120"/>
-            </w:tcMar>
-          </w:tcPr>
-          <w:p>
-            <w:pPr>
-              <w:spacing w:line="300"/>
-              <w:jc w:val="left"/>
-            </w:pPr>
-            <w:r>
-              <w:rPr>
-                <w:b/>
-                <w:bCs/>
-                <w:sz w:val="22"/>
-                <w:szCs w:val="22"/>
-              </w:rPr>
-              <w:t xml:space="preserve">Por qué</w:t>
+              <w:t xml:space="preserve">Se dice (en voz alta)</w:t>
             </w:r>
           </w:p>
         </w:tc>
@@ -589,97 +173,65 @@
       <w:tr>
         <w:tc>
           <w:tcPr>
-            <w:tcW w:type="dxa" w:w="1600"/>
-            <w:tcBorders>
-              <w:top w:val="single" w:color="BBBBBB" w:sz="1"/>
-              <w:left w:val="single" w:color="BBBBBB" w:sz="1"/>
-              <w:bottom w:val="single" w:color="BBBBBB" w:sz="1"/>
-              <w:right w:val="single" w:color="BBBBBB" w:sz="1"/>
-            </w:tcBorders>
-            <w:tcMar>
-              <w:top w:type="dxa" w:w="100"/>
-              <w:left w:type="dxa" w:w="120"/>
-              <w:bottom w:type="dxa" w:w="100"/>
-              <w:right w:type="dxa" w:w="120"/>
-            </w:tcMar>
-          </w:tcPr>
-          <w:p>
-            <w:pPr>
-              <w:spacing w:line="300"/>
-              <w:jc w:val="left"/>
-            </w:pPr>
-            <w:r>
-              <w:rPr>
-                <w:b/>
-                <w:bCs/>
-                <w:sz w:val="22"/>
-                <w:szCs w:val="22"/>
-              </w:rPr>
-              <w:t xml:space="preserve">RegDst</w:t>
-            </w:r>
-          </w:p>
-        </w:tc>
-        <w:tc>
-          <w:tcPr>
-            <w:tcW w:type="dxa" w:w="1000"/>
-            <w:tcBorders>
-              <w:top w:val="single" w:color="BBBBBB" w:sz="1"/>
-              <w:left w:val="single" w:color="BBBBBB" w:sz="1"/>
-              <w:bottom w:val="single" w:color="BBBBBB" w:sz="1"/>
-              <w:right w:val="single" w:color="BBBBBB" w:sz="1"/>
-            </w:tcBorders>
-            <w:tcMar>
-              <w:top w:type="dxa" w:w="100"/>
-              <w:left w:type="dxa" w:w="120"/>
-              <w:bottom w:type="dxa" w:w="100"/>
-              <w:right w:type="dxa" w:w="120"/>
-            </w:tcMar>
-          </w:tcPr>
-          <w:p>
-            <w:pPr>
-              <w:spacing w:line="300"/>
-              <w:jc w:val="left"/>
-            </w:pPr>
-            <w:r>
-              <w:rPr>
-                <w:b/>
-                <w:bCs/>
-                <w:sz w:val="22"/>
-                <w:szCs w:val="22"/>
-              </w:rPr>
-              <w:t xml:space="preserve">X</w:t>
-            </w:r>
-          </w:p>
-        </w:tc>
-        <w:tc>
-          <w:tcPr>
-            <w:tcW w:type="dxa" w:w="6760"/>
-            <w:tcBorders>
-              <w:top w:val="single" w:color="BBBBBB" w:sz="1"/>
-              <w:left w:val="single" w:color="BBBBBB" w:sz="1"/>
-              <w:bottom w:val="single" w:color="BBBBBB" w:sz="1"/>
-              <w:right w:val="single" w:color="BBBBBB" w:sz="1"/>
-            </w:tcBorders>
-            <w:tcMar>
-              <w:top w:type="dxa" w:w="100"/>
-              <w:left w:type="dxa" w:w="120"/>
-              <w:bottom w:type="dxa" w:w="100"/>
-              <w:right w:type="dxa" w:w="120"/>
-            </w:tcMar>
-          </w:tcPr>
-          <w:p>
-            <w:pPr>
-              <w:spacing w:line="300"/>
-              <w:jc w:val="left"/>
-            </w:pPr>
-            <w:r>
-              <w:rPr>
-                <w:b w:val="false"/>
-                <w:bCs w:val="false"/>
-                <w:sz w:val="22"/>
-                <w:szCs w:val="22"/>
-              </w:rPr>
-              <w:t xml:space="preserve">No hay escritura a registro, así que da igual qué registro “elegiría” el mux de destino — nunca se usa.</w:t>
+            <w:tcW w:type="dxa" w:w="2400"/>
+            <w:tcBorders>
+              <w:top w:val="single" w:color="BBBBBB" w:sz="1"/>
+              <w:left w:val="single" w:color="BBBBBB" w:sz="1"/>
+              <w:bottom w:val="single" w:color="BBBBBB" w:sz="1"/>
+              <w:right w:val="single" w:color="BBBBBB" w:sz="1"/>
+            </w:tcBorders>
+            <w:tcMar>
+              <w:top w:type="dxa" w:w="100"/>
+              <w:left w:type="dxa" w:w="120"/>
+              <w:bottom w:type="dxa" w:w="100"/>
+              <w:right w:type="dxa" w:w="120"/>
+            </w:tcMar>
+          </w:tcPr>
+          <w:p>
+            <w:pPr>
+              <w:spacing w:line="300"/>
+              <w:jc w:val="left"/>
+            </w:pPr>
+            <w:r>
+              <w:rPr>
+                <w:b/>
+                <w:bCs/>
+                <w:sz w:val="22"/>
+                <w:szCs w:val="22"/>
+              </w:rPr>
+              <w:t xml:space="preserve">$t0</w:t>
+            </w:r>
+          </w:p>
+        </w:tc>
+        <w:tc>
+          <w:tcPr>
+            <w:tcW w:type="dxa" w:w="6960"/>
+            <w:tcBorders>
+              <w:top w:val="single" w:color="BBBBBB" w:sz="1"/>
+              <w:left w:val="single" w:color="BBBBBB" w:sz="1"/>
+              <w:bottom w:val="single" w:color="BBBBBB" w:sz="1"/>
+              <w:right w:val="single" w:color="BBBBBB" w:sz="1"/>
+            </w:tcBorders>
+            <w:tcMar>
+              <w:top w:type="dxa" w:w="100"/>
+              <w:left w:type="dxa" w:w="120"/>
+              <w:bottom w:type="dxa" w:w="100"/>
+              <w:right w:type="dxa" w:w="120"/>
+            </w:tcMar>
+          </w:tcPr>
+          <w:p>
+            <w:pPr>
+              <w:spacing w:line="300"/>
+              <w:jc w:val="left"/>
+            </w:pPr>
+            <w:r>
+              <w:rPr>
+                <w:b/>
+                <w:bCs/>
+                <w:sz w:val="22"/>
+                <w:szCs w:val="22"/>
+              </w:rPr>
+              <w:t xml:space="preserve">“te cero” — el signo $ no se dice, es solo parte de cómo se escribe.</w:t>
             </w:r>
           </w:p>
         </w:tc>
@@ -687,7 +239,7 @@
       <w:tr>
         <w:tc>
           <w:tcPr>
-            <w:tcW w:type="dxa" w:w="1600"/>
+            <w:tcW w:type="dxa" w:w="2400"/>
             <w:tcBorders>
               <w:top w:val="single" w:color="BBBBBB" w:sz="1"/>
               <w:left w:val="single" w:color="BBBBBB" w:sz="1"/>
@@ -714,13 +266,13 @@
                 <w:sz w:val="22"/>
                 <w:szCs w:val="22"/>
               </w:rPr>
-              <w:t xml:space="preserve">Branch</w:t>
-            </w:r>
-          </w:p>
-        </w:tc>
-        <w:tc>
-          <w:tcPr>
-            <w:tcW w:type="dxa" w:w="1000"/>
+              <w:t xml:space="preserve">$t1</w:t>
+            </w:r>
+          </w:p>
+        </w:tc>
+        <w:tc>
+          <w:tcPr>
+            <w:tcW w:type="dxa" w:w="6960"/>
             <w:tcBorders>
               <w:top w:val="single" w:color="BBBBBB" w:sz="1"/>
               <w:left w:val="single" w:color="BBBBBB" w:sz="1"/>
@@ -747,40 +299,7 @@
                 <w:sz w:val="22"/>
                 <w:szCs w:val="22"/>
               </w:rPr>
-              <w:t xml:space="preserve">0</w:t>
-            </w:r>
-          </w:p>
-        </w:tc>
-        <w:tc>
-          <w:tcPr>
-            <w:tcW w:type="dxa" w:w="6760"/>
-            <w:tcBorders>
-              <w:top w:val="single" w:color="BBBBBB" w:sz="1"/>
-              <w:left w:val="single" w:color="BBBBBB" w:sz="1"/>
-              <w:bottom w:val="single" w:color="BBBBBB" w:sz="1"/>
-              <w:right w:val="single" w:color="BBBBBB" w:sz="1"/>
-            </w:tcBorders>
-            <w:shd w:fill="F3F3F3" w:val="clear"/>
-            <w:tcMar>
-              <w:top w:type="dxa" w:w="100"/>
-              <w:left w:type="dxa" w:w="120"/>
-              <w:bottom w:type="dxa" w:w="100"/>
-              <w:right w:type="dxa" w:w="120"/>
-            </w:tcMar>
-          </w:tcPr>
-          <w:p>
-            <w:pPr>
-              <w:spacing w:line="300"/>
-              <w:jc w:val="left"/>
-            </w:pPr>
-            <w:r>
-              <w:rPr>
-                <w:b w:val="false"/>
-                <w:bCs w:val="false"/>
-                <w:sz w:val="22"/>
-                <w:szCs w:val="22"/>
-              </w:rPr>
-              <w:t xml:space="preserve">sb no es un salto condicional.</w:t>
+              <w:t xml:space="preserve">“te uno”.</w:t>
             </w:r>
           </w:p>
         </w:tc>
@@ -788,97 +307,65 @@
       <w:tr>
         <w:tc>
           <w:tcPr>
-            <w:tcW w:type="dxa" w:w="1600"/>
-            <w:tcBorders>
-              <w:top w:val="single" w:color="BBBBBB" w:sz="1"/>
-              <w:left w:val="single" w:color="BBBBBB" w:sz="1"/>
-              <w:bottom w:val="single" w:color="BBBBBB" w:sz="1"/>
-              <w:right w:val="single" w:color="BBBBBB" w:sz="1"/>
-            </w:tcBorders>
-            <w:tcMar>
-              <w:top w:type="dxa" w:w="100"/>
-              <w:left w:type="dxa" w:w="120"/>
-              <w:bottom w:type="dxa" w:w="100"/>
-              <w:right w:type="dxa" w:w="120"/>
-            </w:tcMar>
-          </w:tcPr>
-          <w:p>
-            <w:pPr>
-              <w:spacing w:line="300"/>
-              <w:jc w:val="left"/>
-            </w:pPr>
-            <w:r>
-              <w:rPr>
-                <w:b/>
-                <w:bCs/>
-                <w:sz w:val="22"/>
-                <w:szCs w:val="22"/>
-              </w:rPr>
-              <w:t xml:space="preserve">MemRead</w:t>
-            </w:r>
-          </w:p>
-        </w:tc>
-        <w:tc>
-          <w:tcPr>
-            <w:tcW w:type="dxa" w:w="1000"/>
-            <w:tcBorders>
-              <w:top w:val="single" w:color="BBBBBB" w:sz="1"/>
-              <w:left w:val="single" w:color="BBBBBB" w:sz="1"/>
-              <w:bottom w:val="single" w:color="BBBBBB" w:sz="1"/>
-              <w:right w:val="single" w:color="BBBBBB" w:sz="1"/>
-            </w:tcBorders>
-            <w:tcMar>
-              <w:top w:type="dxa" w:w="100"/>
-              <w:left w:type="dxa" w:w="120"/>
-              <w:bottom w:type="dxa" w:w="100"/>
-              <w:right w:type="dxa" w:w="120"/>
-            </w:tcMar>
-          </w:tcPr>
-          <w:p>
-            <w:pPr>
-              <w:spacing w:line="300"/>
-              <w:jc w:val="left"/>
-            </w:pPr>
-            <w:r>
-              <w:rPr>
-                <w:b/>
-                <w:bCs/>
-                <w:sz w:val="22"/>
-                <w:szCs w:val="22"/>
-              </w:rPr>
-              <w:t xml:space="preserve">0</w:t>
-            </w:r>
-          </w:p>
-        </w:tc>
-        <w:tc>
-          <w:tcPr>
-            <w:tcW w:type="dxa" w:w="6760"/>
-            <w:tcBorders>
-              <w:top w:val="single" w:color="BBBBBB" w:sz="1"/>
-              <w:left w:val="single" w:color="BBBBBB" w:sz="1"/>
-              <w:bottom w:val="single" w:color="BBBBBB" w:sz="1"/>
-              <w:right w:val="single" w:color="BBBBBB" w:sz="1"/>
-            </w:tcBorders>
-            <w:tcMar>
-              <w:top w:type="dxa" w:w="100"/>
-              <w:left w:type="dxa" w:w="120"/>
-              <w:bottom w:type="dxa" w:w="100"/>
-              <w:right w:type="dxa" w:w="120"/>
-            </w:tcMar>
-          </w:tcPr>
-          <w:p>
-            <w:pPr>
-              <w:spacing w:line="300"/>
-              <w:jc w:val="left"/>
-            </w:pPr>
-            <w:r>
-              <w:rPr>
-                <w:b w:val="false"/>
-                <w:bCs w:val="false"/>
-                <w:sz w:val="22"/>
-                <w:szCs w:val="22"/>
-              </w:rPr>
-              <w:t xml:space="preserve">No se lee memoria, se escribe.</w:t>
+            <w:tcW w:type="dxa" w:w="2400"/>
+            <w:tcBorders>
+              <w:top w:val="single" w:color="BBBBBB" w:sz="1"/>
+              <w:left w:val="single" w:color="BBBBBB" w:sz="1"/>
+              <w:bottom w:val="single" w:color="BBBBBB" w:sz="1"/>
+              <w:right w:val="single" w:color="BBBBBB" w:sz="1"/>
+            </w:tcBorders>
+            <w:tcMar>
+              <w:top w:type="dxa" w:w="100"/>
+              <w:left w:type="dxa" w:w="120"/>
+              <w:bottom w:type="dxa" w:w="100"/>
+              <w:right w:type="dxa" w:w="120"/>
+            </w:tcMar>
+          </w:tcPr>
+          <w:p>
+            <w:pPr>
+              <w:spacing w:line="300"/>
+              <w:jc w:val="left"/>
+            </w:pPr>
+            <w:r>
+              <w:rPr>
+                <w:b/>
+                <w:bCs/>
+                <w:sz w:val="22"/>
+                <w:szCs w:val="22"/>
+              </w:rPr>
+              <w:t xml:space="preserve">sb $t1, 0($t0)</w:t>
+            </w:r>
+          </w:p>
+        </w:tc>
+        <w:tc>
+          <w:tcPr>
+            <w:tcW w:type="dxa" w:w="6960"/>
+            <w:tcBorders>
+              <w:top w:val="single" w:color="BBBBBB" w:sz="1"/>
+              <w:left w:val="single" w:color="BBBBBB" w:sz="1"/>
+              <w:bottom w:val="single" w:color="BBBBBB" w:sz="1"/>
+              <w:right w:val="single" w:color="BBBBBB" w:sz="1"/>
+            </w:tcBorders>
+            <w:tcMar>
+              <w:top w:type="dxa" w:w="100"/>
+              <w:left w:type="dxa" w:w="120"/>
+              <w:bottom w:type="dxa" w:w="100"/>
+              <w:right w:type="dxa" w:w="120"/>
+            </w:tcMar>
+          </w:tcPr>
+          <w:p>
+            <w:pPr>
+              <w:spacing w:line="300"/>
+              <w:jc w:val="left"/>
+            </w:pPr>
+            <w:r>
+              <w:rPr>
+                <w:b/>
+                <w:bCs/>
+                <w:sz w:val="22"/>
+                <w:szCs w:val="22"/>
+              </w:rPr>
+              <w:t xml:space="preserve">más fácil: “la instrucción que guarda te uno en la dirección de te cero”.</w:t>
             </w:r>
           </w:p>
         </w:tc>
@@ -886,7 +373,7 @@
       <w:tr>
         <w:tc>
           <w:tcPr>
-            <w:tcW w:type="dxa" w:w="1600"/>
+            <w:tcW w:type="dxa" w:w="2400"/>
             <w:tcBorders>
               <w:top w:val="single" w:color="BBBBBB" w:sz="1"/>
               <w:left w:val="single" w:color="BBBBBB" w:sz="1"/>
@@ -913,13 +400,13 @@
                 <w:sz w:val="22"/>
                 <w:szCs w:val="22"/>
               </w:rPr>
-              <w:t xml:space="preserve">MemtoReg</w:t>
-            </w:r>
-          </w:p>
-        </w:tc>
-        <w:tc>
-          <w:tcPr>
-            <w:tcW w:type="dxa" w:w="1000"/>
+              <w:t xml:space="preserve">ALU</w:t>
+            </w:r>
+          </w:p>
+        </w:tc>
+        <w:tc>
+          <w:tcPr>
+            <w:tcW w:type="dxa" w:w="6960"/>
             <w:tcBorders>
               <w:top w:val="single" w:color="BBBBBB" w:sz="1"/>
               <w:left w:val="single" w:color="BBBBBB" w:sz="1"/>
@@ -946,40 +433,7 @@
                 <w:sz w:val="22"/>
                 <w:szCs w:val="22"/>
               </w:rPr>
-              <w:t xml:space="preserve">X</w:t>
-            </w:r>
-          </w:p>
-        </w:tc>
-        <w:tc>
-          <w:tcPr>
-            <w:tcW w:type="dxa" w:w="6760"/>
-            <w:tcBorders>
-              <w:top w:val="single" w:color="BBBBBB" w:sz="1"/>
-              <w:left w:val="single" w:color="BBBBBB" w:sz="1"/>
-              <w:bottom w:val="single" w:color="BBBBBB" w:sz="1"/>
-              <w:right w:val="single" w:color="BBBBBB" w:sz="1"/>
-            </w:tcBorders>
-            <w:shd w:fill="F3F3F3" w:val="clear"/>
-            <w:tcMar>
-              <w:top w:type="dxa" w:w="100"/>
-              <w:left w:type="dxa" w:w="120"/>
-              <w:bottom w:type="dxa" w:w="100"/>
-              <w:right w:type="dxa" w:w="120"/>
-            </w:tcMar>
-          </w:tcPr>
-          <w:p>
-            <w:pPr>
-              <w:spacing w:line="300"/>
-              <w:jc w:val="left"/>
-            </w:pPr>
-            <w:r>
-              <w:rPr>
-                <w:b w:val="false"/>
-                <w:bCs w:val="false"/>
-                <w:sz w:val="22"/>
-                <w:szCs w:val="22"/>
-              </w:rPr>
-              <w:t xml:space="preserve">Solo se usa para decidir qué se escribe en el registro — y como RegWrite=0, no aplica.</w:t>
+              <w:t xml:space="preserve">tal cual, “a-ele-u”, o simplemente “la ALU”.</w:t>
             </w:r>
           </w:p>
         </w:tc>
@@ -987,97 +441,65 @@
       <w:tr>
         <w:tc>
           <w:tcPr>
-            <w:tcW w:type="dxa" w:w="1600"/>
-            <w:tcBorders>
-              <w:top w:val="single" w:color="BBBBBB" w:sz="1"/>
-              <w:left w:val="single" w:color="BBBBBB" w:sz="1"/>
-              <w:bottom w:val="single" w:color="BBBBBB" w:sz="1"/>
-              <w:right w:val="single" w:color="BBBBBB" w:sz="1"/>
-            </w:tcBorders>
-            <w:tcMar>
-              <w:top w:type="dxa" w:w="100"/>
-              <w:left w:type="dxa" w:w="120"/>
-              <w:bottom w:type="dxa" w:w="100"/>
-              <w:right w:type="dxa" w:w="120"/>
-            </w:tcMar>
-          </w:tcPr>
-          <w:p>
-            <w:pPr>
-              <w:spacing w:line="300"/>
-              <w:jc w:val="left"/>
-            </w:pPr>
-            <w:r>
-              <w:rPr>
-                <w:b/>
-                <w:bCs/>
-                <w:sz w:val="22"/>
-                <w:szCs w:val="22"/>
-              </w:rPr>
-              <w:t xml:space="preserve">ALUOp</w:t>
-            </w:r>
-          </w:p>
-        </w:tc>
-        <w:tc>
-          <w:tcPr>
-            <w:tcW w:type="dxa" w:w="1000"/>
-            <w:tcBorders>
-              <w:top w:val="single" w:color="BBBBBB" w:sz="1"/>
-              <w:left w:val="single" w:color="BBBBBB" w:sz="1"/>
-              <w:bottom w:val="single" w:color="BBBBBB" w:sz="1"/>
-              <w:right w:val="single" w:color="BBBBBB" w:sz="1"/>
-            </w:tcBorders>
-            <w:tcMar>
-              <w:top w:type="dxa" w:w="100"/>
-              <w:left w:type="dxa" w:w="120"/>
-              <w:bottom w:type="dxa" w:w="100"/>
-              <w:right w:type="dxa" w:w="120"/>
-            </w:tcMar>
-          </w:tcPr>
-          <w:p>
-            <w:pPr>
-              <w:spacing w:line="300"/>
-              <w:jc w:val="left"/>
-            </w:pPr>
-            <w:r>
-              <w:rPr>
-                <w:b/>
-                <w:bCs/>
-                <w:sz w:val="22"/>
-                <w:szCs w:val="22"/>
-              </w:rPr>
-              <w:t xml:space="preserve">00</w:t>
-            </w:r>
-          </w:p>
-        </w:tc>
-        <w:tc>
-          <w:tcPr>
-            <w:tcW w:type="dxa" w:w="6760"/>
-            <w:tcBorders>
-              <w:top w:val="single" w:color="BBBBBB" w:sz="1"/>
-              <w:left w:val="single" w:color="BBBBBB" w:sz="1"/>
-              <w:bottom w:val="single" w:color="BBBBBB" w:sz="1"/>
-              <w:right w:val="single" w:color="BBBBBB" w:sz="1"/>
-            </w:tcBorders>
-            <w:tcMar>
-              <w:top w:type="dxa" w:w="100"/>
-              <w:left w:type="dxa" w:w="120"/>
-              <w:bottom w:type="dxa" w:w="100"/>
-              <w:right w:type="dxa" w:w="120"/>
-            </w:tcMar>
-          </w:tcPr>
-          <w:p>
-            <w:pPr>
-              <w:spacing w:line="300"/>
-              <w:jc w:val="left"/>
-            </w:pPr>
-            <w:r>
-              <w:rPr>
-                <w:b w:val="false"/>
-                <w:bCs w:val="false"/>
-                <w:sz w:val="22"/>
-                <w:szCs w:val="22"/>
-              </w:rPr>
-              <w:t xml:space="preserve">Código fijo que le dice a ALU control “esta es una operación de suma” (para calcular direcciones, siempre se suma).</w:t>
+            <w:tcW w:type="dxa" w:w="2400"/>
+            <w:tcBorders>
+              <w:top w:val="single" w:color="BBBBBB" w:sz="1"/>
+              <w:left w:val="single" w:color="BBBBBB" w:sz="1"/>
+              <w:bottom w:val="single" w:color="BBBBBB" w:sz="1"/>
+              <w:right w:val="single" w:color="BBBBBB" w:sz="1"/>
+            </w:tcBorders>
+            <w:tcMar>
+              <w:top w:type="dxa" w:w="100"/>
+              <w:left w:type="dxa" w:w="120"/>
+              <w:bottom w:type="dxa" w:w="100"/>
+              <w:right w:type="dxa" w:w="120"/>
+            </w:tcMar>
+          </w:tcPr>
+          <w:p>
+            <w:pPr>
+              <w:spacing w:line="300"/>
+              <w:jc w:val="left"/>
+            </w:pPr>
+            <w:r>
+              <w:rPr>
+                <w:b/>
+                <w:bCs/>
+                <w:sz w:val="22"/>
+                <w:szCs w:val="22"/>
+              </w:rPr>
+              <w:t xml:space="preserve">MUX</w:t>
+            </w:r>
+          </w:p>
+        </w:tc>
+        <w:tc>
+          <w:tcPr>
+            <w:tcW w:type="dxa" w:w="6960"/>
+            <w:tcBorders>
+              <w:top w:val="single" w:color="BBBBBB" w:sz="1"/>
+              <w:left w:val="single" w:color="BBBBBB" w:sz="1"/>
+              <w:bottom w:val="single" w:color="BBBBBB" w:sz="1"/>
+              <w:right w:val="single" w:color="BBBBBB" w:sz="1"/>
+            </w:tcBorders>
+            <w:tcMar>
+              <w:top w:type="dxa" w:w="100"/>
+              <w:left w:type="dxa" w:w="120"/>
+              <w:bottom w:type="dxa" w:w="100"/>
+              <w:right w:type="dxa" w:w="120"/>
+            </w:tcMar>
+          </w:tcPr>
+          <w:p>
+            <w:pPr>
+              <w:spacing w:line="300"/>
+              <w:jc w:val="left"/>
+            </w:pPr>
+            <w:r>
+              <w:rPr>
+                <w:b/>
+                <w:bCs/>
+                <w:sz w:val="22"/>
+                <w:szCs w:val="22"/>
+              </w:rPr>
+              <w:t xml:space="preserve">puedes decir “el selector” en vez de MUX — significa lo mismo y es más fácil.</w:t>
             </w:r>
           </w:p>
         </w:tc>
@@ -1085,7 +507,7 @@
       <w:tr>
         <w:tc>
           <w:tcPr>
-            <w:tcW w:type="dxa" w:w="1600"/>
+            <w:tcW w:type="dxa" w:w="2400"/>
             <w:tcBorders>
               <w:top w:val="single" w:color="BBBBBB" w:sz="1"/>
               <w:left w:val="single" w:color="BBBBBB" w:sz="1"/>
@@ -1112,13 +534,13 @@
                 <w:sz w:val="22"/>
                 <w:szCs w:val="22"/>
               </w:rPr>
-              <w:t xml:space="preserve">MemWrite</w:t>
-            </w:r>
-          </w:p>
-        </w:tc>
-        <w:tc>
-          <w:tcPr>
-            <w:tcW w:type="dxa" w:w="1000"/>
+              <w:t xml:space="preserve">opcode</w:t>
+            </w:r>
+          </w:p>
+        </w:tc>
+        <w:tc>
+          <w:tcPr>
+            <w:tcW w:type="dxa" w:w="6960"/>
             <w:tcBorders>
               <w:top w:val="single" w:color="BBBBBB" w:sz="1"/>
               <w:left w:val="single" w:color="BBBBBB" w:sz="1"/>
@@ -1145,40 +567,7 @@
                 <w:sz w:val="22"/>
                 <w:szCs w:val="22"/>
               </w:rPr>
-              <w:t xml:space="preserve">1</w:t>
-            </w:r>
-          </w:p>
-        </w:tc>
-        <w:tc>
-          <w:tcPr>
-            <w:tcW w:type="dxa" w:w="6760"/>
-            <w:tcBorders>
-              <w:top w:val="single" w:color="BBBBBB" w:sz="1"/>
-              <w:left w:val="single" w:color="BBBBBB" w:sz="1"/>
-              <w:bottom w:val="single" w:color="BBBBBB" w:sz="1"/>
-              <w:right w:val="single" w:color="BBBBBB" w:sz="1"/>
-            </w:tcBorders>
-            <w:shd w:fill="F3F3F3" w:val="clear"/>
-            <w:tcMar>
-              <w:top w:type="dxa" w:w="100"/>
-              <w:left w:type="dxa" w:w="120"/>
-              <w:bottom w:type="dxa" w:w="100"/>
-              <w:right w:type="dxa" w:w="120"/>
-            </w:tcMar>
-          </w:tcPr>
-          <w:p>
-            <w:pPr>
-              <w:spacing w:line="300"/>
-              <w:jc w:val="left"/>
-            </w:pPr>
-            <w:r>
-              <w:rPr>
-                <w:b w:val="false"/>
-                <w:bCs w:val="false"/>
-                <w:sz w:val="22"/>
-                <w:szCs w:val="22"/>
-              </w:rPr>
-              <w:t xml:space="preserve">Es la señal que define que esto es un store: se activa la escritura en memoria.</w:t>
+              <w:t xml:space="preserve">“código de operación”, si prefieres no decir “opcode”.</w:t>
             </w:r>
           </w:p>
         </w:tc>
@@ -1186,97 +575,65 @@
       <w:tr>
         <w:tc>
           <w:tcPr>
-            <w:tcW w:type="dxa" w:w="1600"/>
-            <w:tcBorders>
-              <w:top w:val="single" w:color="BBBBBB" w:sz="1"/>
-              <w:left w:val="single" w:color="BBBBBB" w:sz="1"/>
-              <w:bottom w:val="single" w:color="BBBBBB" w:sz="1"/>
-              <w:right w:val="single" w:color="BBBBBB" w:sz="1"/>
-            </w:tcBorders>
-            <w:tcMar>
-              <w:top w:type="dxa" w:w="100"/>
-              <w:left w:type="dxa" w:w="120"/>
-              <w:bottom w:type="dxa" w:w="100"/>
-              <w:right w:type="dxa" w:w="120"/>
-            </w:tcMar>
-          </w:tcPr>
-          <w:p>
-            <w:pPr>
-              <w:spacing w:line="300"/>
-              <w:jc w:val="left"/>
-            </w:pPr>
-            <w:r>
-              <w:rPr>
-                <w:b/>
-                <w:bCs/>
-                <w:sz w:val="22"/>
-                <w:szCs w:val="22"/>
-              </w:rPr>
-              <w:t xml:space="preserve">ALUSrc</w:t>
-            </w:r>
-          </w:p>
-        </w:tc>
-        <w:tc>
-          <w:tcPr>
-            <w:tcW w:type="dxa" w:w="1000"/>
-            <w:tcBorders>
-              <w:top w:val="single" w:color="BBBBBB" w:sz="1"/>
-              <w:left w:val="single" w:color="BBBBBB" w:sz="1"/>
-              <w:bottom w:val="single" w:color="BBBBBB" w:sz="1"/>
-              <w:right w:val="single" w:color="BBBBBB" w:sz="1"/>
-            </w:tcBorders>
-            <w:tcMar>
-              <w:top w:type="dxa" w:w="100"/>
-              <w:left w:type="dxa" w:w="120"/>
-              <w:bottom w:type="dxa" w:w="100"/>
-              <w:right w:type="dxa" w:w="120"/>
-            </w:tcMar>
-          </w:tcPr>
-          <w:p>
-            <w:pPr>
-              <w:spacing w:line="300"/>
-              <w:jc w:val="left"/>
-            </w:pPr>
-            <w:r>
-              <w:rPr>
-                <w:b/>
-                <w:bCs/>
-                <w:sz w:val="22"/>
-                <w:szCs w:val="22"/>
-              </w:rPr>
-              <w:t xml:space="preserve">1</w:t>
-            </w:r>
-          </w:p>
-        </w:tc>
-        <w:tc>
-          <w:tcPr>
-            <w:tcW w:type="dxa" w:w="6760"/>
-            <w:tcBorders>
-              <w:top w:val="single" w:color="BBBBBB" w:sz="1"/>
-              <w:left w:val="single" w:color="BBBBBB" w:sz="1"/>
-              <w:bottom w:val="single" w:color="BBBBBB" w:sz="1"/>
-              <w:right w:val="single" w:color="BBBBBB" w:sz="1"/>
-            </w:tcBorders>
-            <w:tcMar>
-              <w:top w:type="dxa" w:w="100"/>
-              <w:left w:type="dxa" w:w="120"/>
-              <w:bottom w:type="dxa" w:w="100"/>
-              <w:right w:type="dxa" w:w="120"/>
-            </w:tcMar>
-          </w:tcPr>
-          <w:p>
-            <w:pPr>
-              <w:spacing w:line="300"/>
-              <w:jc w:val="left"/>
-            </w:pPr>
-            <w:r>
-              <w:rPr>
-                <w:b w:val="false"/>
-                <w:bCs w:val="false"/>
-                <w:sz w:val="22"/>
-                <w:szCs w:val="22"/>
-              </w:rPr>
-              <w:t xml:space="preserve">El segundo operando de la ALU viene del inmediato (Sign-extend), no de un registro.</w:t>
+            <w:tcW w:type="dxa" w:w="2400"/>
+            <w:tcBorders>
+              <w:top w:val="single" w:color="BBBBBB" w:sz="1"/>
+              <w:left w:val="single" w:color="BBBBBB" w:sz="1"/>
+              <w:bottom w:val="single" w:color="BBBBBB" w:sz="1"/>
+              <w:right w:val="single" w:color="BBBBBB" w:sz="1"/>
+            </w:tcBorders>
+            <w:tcMar>
+              <w:top w:type="dxa" w:w="100"/>
+              <w:left w:type="dxa" w:w="120"/>
+              <w:bottom w:type="dxa" w:w="100"/>
+              <w:right w:type="dxa" w:w="120"/>
+            </w:tcMar>
+          </w:tcPr>
+          <w:p>
+            <w:pPr>
+              <w:spacing w:line="300"/>
+              <w:jc w:val="left"/>
+            </w:pPr>
+            <w:r>
+              <w:rPr>
+                <w:b/>
+                <w:bCs/>
+                <w:sz w:val="22"/>
+                <w:szCs w:val="22"/>
+              </w:rPr>
+              <w:t xml:space="preserve">ALUOp</w:t>
+            </w:r>
+          </w:p>
+        </w:tc>
+        <w:tc>
+          <w:tcPr>
+            <w:tcW w:type="dxa" w:w="6960"/>
+            <w:tcBorders>
+              <w:top w:val="single" w:color="BBBBBB" w:sz="1"/>
+              <w:left w:val="single" w:color="BBBBBB" w:sz="1"/>
+              <w:bottom w:val="single" w:color="BBBBBB" w:sz="1"/>
+              <w:right w:val="single" w:color="BBBBBB" w:sz="1"/>
+            </w:tcBorders>
+            <w:tcMar>
+              <w:top w:type="dxa" w:w="100"/>
+              <w:left w:type="dxa" w:w="120"/>
+              <w:bottom w:type="dxa" w:w="100"/>
+              <w:right w:type="dxa" w:w="120"/>
+            </w:tcMar>
+          </w:tcPr>
+          <w:p>
+            <w:pPr>
+              <w:spacing w:line="300"/>
+              <w:jc w:val="left"/>
+            </w:pPr>
+            <w:r>
+              <w:rPr>
+                <w:b/>
+                <w:bCs/>
+                <w:sz w:val="22"/>
+                <w:szCs w:val="22"/>
+              </w:rPr>
+              <w:t xml:space="preserve">“ALU-op”, o “la señal que le dice a ALU control qué hacer”.</w:t>
             </w:r>
           </w:p>
         </w:tc>
@@ -1284,7 +641,7 @@
       <w:tr>
         <w:tc>
           <w:tcPr>
-            <w:tcW w:type="dxa" w:w="1600"/>
+            <w:tcW w:type="dxa" w:w="2400"/>
             <w:tcBorders>
               <w:top w:val="single" w:color="BBBBBB" w:sz="1"/>
               <w:left w:val="single" w:color="BBBBBB" w:sz="1"/>
@@ -1311,13 +668,13 @@
                 <w:sz w:val="22"/>
                 <w:szCs w:val="22"/>
               </w:rPr>
-              <w:t xml:space="preserve">RegWrite</w:t>
-            </w:r>
-          </w:p>
-        </w:tc>
-        <w:tc>
-          <w:tcPr>
-            <w:tcW w:type="dxa" w:w="1000"/>
+              <w:t xml:space="preserve">ALUSrc</w:t>
+            </w:r>
+          </w:p>
+        </w:tc>
+        <w:tc>
+          <w:tcPr>
+            <w:tcW w:type="dxa" w:w="6960"/>
             <w:tcBorders>
               <w:top w:val="single" w:color="BBBBBB" w:sz="1"/>
               <w:left w:val="single" w:color="BBBBBB" w:sz="1"/>
@@ -1344,13 +701,81 @@
                 <w:sz w:val="22"/>
                 <w:szCs w:val="22"/>
               </w:rPr>
-              <w:t xml:space="preserve">0</w:t>
-            </w:r>
-          </w:p>
-        </w:tc>
-        <w:tc>
-          <w:tcPr>
-            <w:tcW w:type="dxa" w:w="6760"/>
+              <w:t xml:space="preserve">o simplemente “la señal del selector”.</w:t>
+            </w:r>
+          </w:p>
+        </w:tc>
+      </w:tr>
+      <w:tr>
+        <w:tc>
+          <w:tcPr>
+            <w:tcW w:type="dxa" w:w="2400"/>
+            <w:tcBorders>
+              <w:top w:val="single" w:color="BBBBBB" w:sz="1"/>
+              <w:left w:val="single" w:color="BBBBBB" w:sz="1"/>
+              <w:bottom w:val="single" w:color="BBBBBB" w:sz="1"/>
+              <w:right w:val="single" w:color="BBBBBB" w:sz="1"/>
+            </w:tcBorders>
+            <w:tcMar>
+              <w:top w:type="dxa" w:w="100"/>
+              <w:left w:type="dxa" w:w="120"/>
+              <w:bottom w:type="dxa" w:w="100"/>
+              <w:right w:type="dxa" w:w="120"/>
+            </w:tcMar>
+          </w:tcPr>
+          <w:p>
+            <w:pPr>
+              <w:spacing w:line="300"/>
+              <w:jc w:val="left"/>
+            </w:pPr>
+            <w:r>
+              <w:rPr>
+                <w:b/>
+                <w:bCs/>
+                <w:sz w:val="22"/>
+                <w:szCs w:val="22"/>
+              </w:rPr>
+              <w:t xml:space="preserve">Sign-extend</w:t>
+            </w:r>
+          </w:p>
+        </w:tc>
+        <w:tc>
+          <w:tcPr>
+            <w:tcW w:type="dxa" w:w="6960"/>
+            <w:tcBorders>
+              <w:top w:val="single" w:color="BBBBBB" w:sz="1"/>
+              <w:left w:val="single" w:color="BBBBBB" w:sz="1"/>
+              <w:bottom w:val="single" w:color="BBBBBB" w:sz="1"/>
+              <w:right w:val="single" w:color="BBBBBB" w:sz="1"/>
+            </w:tcBorders>
+            <w:tcMar>
+              <w:top w:type="dxa" w:w="100"/>
+              <w:left w:type="dxa" w:w="120"/>
+              <w:bottom w:type="dxa" w:w="100"/>
+              <w:right w:type="dxa" w:w="120"/>
+            </w:tcMar>
+          </w:tcPr>
+          <w:p>
+            <w:pPr>
+              <w:spacing w:line="300"/>
+              <w:jc w:val="left"/>
+            </w:pPr>
+            <w:r>
+              <w:rPr>
+                <w:b/>
+                <w:bCs/>
+                <w:sz w:val="22"/>
+                <w:szCs w:val="22"/>
+              </w:rPr>
+              <w:t xml:space="preserve">“el bloque que estira el número a 32 bits” — no hace falta decir el nombre en inglés.</w:t>
+            </w:r>
+          </w:p>
+        </w:tc>
+      </w:tr>
+      <w:tr>
+        <w:tc>
+          <w:tcPr>
+            <w:tcW w:type="dxa" w:w="2400"/>
             <w:tcBorders>
               <w:top w:val="single" w:color="BBBBBB" w:sz="1"/>
               <w:left w:val="single" w:color="BBBBBB" w:sz="1"/>
@@ -1372,12 +797,45 @@
             </w:pPr>
             <w:r>
               <w:rPr>
-                <w:b w:val="false"/>
-                <w:bCs w:val="false"/>
-                <w:sz w:val="22"/>
-                <w:szCs w:val="22"/>
-              </w:rPr>
-              <w:t xml:space="preserve">Un store no modifica ningún registro.</w:t>
+                <w:b/>
+                <w:bCs/>
+                <w:sz w:val="22"/>
+                <w:szCs w:val="22"/>
+              </w:rPr>
+              <w:t xml:space="preserve">write-back</w:t>
+            </w:r>
+          </w:p>
+        </w:tc>
+        <w:tc>
+          <w:tcPr>
+            <w:tcW w:type="dxa" w:w="6960"/>
+            <w:tcBorders>
+              <w:top w:val="single" w:color="BBBBBB" w:sz="1"/>
+              <w:left w:val="single" w:color="BBBBBB" w:sz="1"/>
+              <w:bottom w:val="single" w:color="BBBBBB" w:sz="1"/>
+              <w:right w:val="single" w:color="BBBBBB" w:sz="1"/>
+            </w:tcBorders>
+            <w:shd w:fill="F3F3F3" w:val="clear"/>
+            <w:tcMar>
+              <w:top w:type="dxa" w:w="100"/>
+              <w:left w:type="dxa" w:w="120"/>
+              <w:bottom w:type="dxa" w:w="100"/>
+              <w:right w:type="dxa" w:w="120"/>
+            </w:tcMar>
+          </w:tcPr>
+          <w:p>
+            <w:pPr>
+              <w:spacing w:line="300"/>
+              <w:jc w:val="left"/>
+            </w:pPr>
+            <w:r>
+              <w:rPr>
+                <w:b/>
+                <w:bCs/>
+                <w:sz w:val="22"/>
+                <w:szCs w:val="22"/>
+              </w:rPr>
+              <w:t xml:space="preserve">“escribir de vuelta en un registro”.</w:t>
             </w:r>
           </w:p>
         </w:tc>
@@ -1385,30 +843,7 @@
     </w:tbl>
     <w:p>
       <w:pPr>
-        <w:pStyle w:val="Heading1"/>
-        <w:pageBreakBefore/>
-      </w:pPr>
-      <w:r>
-        <w:t xml:space="preserve">3. Preguntas típicas del profe</w:t>
-      </w:r>
-    </w:p>
-    <w:p>
-      <w:pPr>
-        <w:spacing w:after="60" w:line="340"/>
-        <w:jc w:val="left"/>
-      </w:pPr>
-      <w:r>
-        <w:rPr>
-          <w:i/>
-          <w:iCs/>
-          <w:color w:val="666666"/>
-        </w:rPr>
-        <w:t xml:space="preserve">Con respuesta corta, lista para decir en voz alta.</w:t>
-      </w:r>
-    </w:p>
-    <w:p>
-      <w:pPr>
-        <w:spacing w:before="260"/>
+        <w:spacing w:before="200"/>
       </w:pPr>
     </w:p>
     <w:tbl>
@@ -1436,7 +871,7 @@
               <w:bottom w:val="none" w:color="FFFFFF" w:sz="0"/>
               <w:right w:val="none" w:color="FFFFFF" w:sz="0"/>
             </w:tcBorders>
-            <w:shd w:fill="E8EEF7" w:val="clear"/>
+            <w:shd w:fill="FFF6DD" w:val="clear"/>
             <w:tcMar>
               <w:top w:type="dxa" w:w="110"/>
               <w:left w:type="dxa" w:w="180"/>
@@ -1445,15 +880,18 @@
             </w:tcMar>
           </w:tcPr>
           <w:p>
-            <w:r>
-              <w:rPr>
-                <w:b/>
-                <w:bCs/>
-                <w:color w:val="1F3864"/>
-                <w:sz w:val="24"/>
-                <w:szCs w:val="24"/>
-              </w:rPr>
-              <w:t xml:space="preserve">P: ¿Por qué RegWrite es 0?</w:t>
+            <w:pPr>
+              <w:spacing w:line="320"/>
+            </w:pPr>
+            <w:r>
+              <w:rPr>
+                <w:b/>
+                <w:bCs/>
+              </w:rPr>
+              <w:t xml:space="preserve">Tip: </w:t>
+            </w:r>
+            <w:r>
+              <w:t xml:space="preserve">si te trabas con un nombre técnico, dilo en español simple (“el selector”, “la memoria”, “el registro te uno”) — el profe entiende igual y te va a sonar más natural que leer.</w:t>
             </w:r>
           </w:p>
         </w:tc>
@@ -1461,19 +899,1367 @@
     </w:tbl>
     <w:p>
       <w:pPr>
-        <w:spacing w:after="80" w:before="100" w:line="320"/>
-        <w:ind w:left="220"/>
-      </w:pPr>
+        <w:pStyle w:val="Heading1"/>
+        <w:pageBreakBefore/>
+      </w:pPr>
+      <w:r>
+        <w:t xml:space="preserve">1. Guion principal</w:t>
+      </w:r>
+    </w:p>
+    <w:p>
+      <w:pPr>
+        <w:spacing w:after="200" w:line="340"/>
+        <w:jc w:val="left"/>
+      </w:pPr>
+      <w:r>
+        <w:rPr>
+          <w:i/>
+          <w:iCs/>
+          <w:color w:val="666666"/>
+        </w:rPr>
+        <w:t xml:space="preserve">Léelo en este orden, apoyándote en la slide 6.</w:t>
+      </w:r>
+    </w:p>
+    <w:p>
+      <w:pPr>
+        <w:spacing w:after="200" w:line="340"/>
+        <w:jc w:val="left"/>
+      </w:pPr>
+      <w:r>
+        <w:t xml:space="preserve">Mi instrucción es </w:t>
+      </w:r>
       <w:r>
         <w:rPr>
           <w:b/>
           <w:bCs/>
-          <w:color w:val="3C7A3C"/>
-        </w:rPr>
-        <w:t xml:space="preserve">R: </w:t>
-      </w:r>
-      <w:r>
-        <w:t xml:space="preserve">Porque sb guarda un dato en memoria, no lo trae de vuelta a un registro. No hay write-back.</w:t>
+        </w:rPr>
+        <w:t xml:space="preserve">sb</w:t>
+      </w:r>
+      <w:r>
+        <w:t xml:space="preserve">, que guarda un dato en la memoria. Guarda lo que hay en el registro </w:t>
+      </w:r>
+      <w:r>
+        <w:rPr>
+          <w:b/>
+          <w:bCs/>
+        </w:rPr>
+        <w:t xml:space="preserve">te uno</w:t>
+      </w:r>
+      <w:r>
+        <w:t xml:space="preserve">, en la dirección que apunta el registro </w:t>
+      </w:r>
+      <w:r>
+        <w:rPr>
+          <w:b/>
+          <w:bCs/>
+        </w:rPr>
+        <w:t xml:space="preserve">te cero</w:t>
+      </w:r>
+      <w:r>
+        <w:t xml:space="preserve">, sin sumarle nada (el offset es 0).</w:t>
+      </w:r>
+    </w:p>
+    <w:p>
+      <w:pPr>
+        <w:spacing w:after="120" w:line="340"/>
+        <w:jc w:val="left"/>
+      </w:pPr>
+      <w:r>
+        <w:t xml:space="preserve">Es una instrucción tipo </w:t>
+      </w:r>
+      <w:r>
+        <w:rPr>
+          <w:b/>
+          <w:bCs/>
+        </w:rPr>
+        <w:t xml:space="preserve">I</w:t>
+      </w:r>
+      <w:r>
+        <w:t xml:space="preserve">, o sea, con un número (inmediato) adentro. Sus 32 bits se separan así:</w:t>
+      </w:r>
+    </w:p>
+    <w:p>
+      <w:pPr>
+        <w:pStyle w:val="ListParagraph"/>
+        <w:numPr>
+          <w:ilvl w:val="0"/>
+          <w:numId w:val="2"/>
+        </w:numPr>
+        <w:spacing w:after="140" w:line="320"/>
+        <w:jc w:val="left"/>
+      </w:pPr>
+      <w:r>
+        <w:t xml:space="preserve">Los primeros 6 bits son el </w:t>
+      </w:r>
+      <w:r>
+        <w:rPr>
+          <w:b/>
+          <w:bCs/>
+        </w:rPr>
+        <w:t xml:space="preserve">código de operación</w:t>
+      </w:r>
+      <w:r>
+        <w:t xml:space="preserve">: </w:t>
+      </w:r>
+      <w:r>
+        <w:rPr>
+          <w:b/>
+          <w:bCs/>
+        </w:rPr>
+        <w:t xml:space="preserve">101000</w:t>
+      </w:r>
+      <w:r>
+        <w:t xml:space="preserve">. Con esto, la unidad de Control ya sabe que es un guardado (store).</w:t>
+      </w:r>
+    </w:p>
+    <w:p>
+      <w:pPr>
+        <w:pStyle w:val="ListParagraph"/>
+        <w:numPr>
+          <w:ilvl w:val="0"/>
+          <w:numId w:val="2"/>
+        </w:numPr>
+        <w:spacing w:after="140" w:line="320"/>
+        <w:jc w:val="left"/>
+      </w:pPr>
+      <w:r>
+        <w:t xml:space="preserve">Los siguientes 5 bits dicen qué registro es la base: </w:t>
+      </w:r>
+      <w:r>
+        <w:rPr>
+          <w:b/>
+          <w:bCs/>
+        </w:rPr>
+        <w:t xml:space="preserve">01000</w:t>
+      </w:r>
+      <w:r>
+        <w:t xml:space="preserve">, que es </w:t>
+      </w:r>
+      <w:r>
+        <w:rPr>
+          <w:b/>
+          <w:bCs/>
+        </w:rPr>
+        <w:t xml:space="preserve">te cero</w:t>
+      </w:r>
+      <w:r>
+        <w:t xml:space="preserve">.</w:t>
+      </w:r>
+    </w:p>
+    <w:p>
+      <w:pPr>
+        <w:pStyle w:val="ListParagraph"/>
+        <w:numPr>
+          <w:ilvl w:val="0"/>
+          <w:numId w:val="2"/>
+        </w:numPr>
+        <w:spacing w:after="140" w:line="320"/>
+        <w:jc w:val="left"/>
+      </w:pPr>
+      <w:r>
+        <w:t xml:space="preserve">Los siguientes 5 bits dicen qué dato se guarda: </w:t>
+      </w:r>
+      <w:r>
+        <w:rPr>
+          <w:b/>
+          <w:bCs/>
+        </w:rPr>
+        <w:t xml:space="preserve">01001</w:t>
+      </w:r>
+      <w:r>
+        <w:t xml:space="preserve">, que es </w:t>
+      </w:r>
+      <w:r>
+        <w:rPr>
+          <w:b/>
+          <w:bCs/>
+        </w:rPr>
+        <w:t xml:space="preserve">te uno</w:t>
+      </w:r>
+      <w:r>
+        <w:t xml:space="preserve">.</w:t>
+      </w:r>
+    </w:p>
+    <w:p>
+      <w:pPr>
+        <w:pStyle w:val="ListParagraph"/>
+        <w:numPr>
+          <w:ilvl w:val="0"/>
+          <w:numId w:val="2"/>
+        </w:numPr>
+        <w:spacing w:after="140" w:line="320"/>
+        <w:jc w:val="left"/>
+      </w:pPr>
+      <w:r>
+        <w:t xml:space="preserve">Los últimos 16 bits son el número que se suma (el offset): puro cero.</w:t>
+      </w:r>
+    </w:p>
+    <w:p>
+      <w:pPr>
+        <w:spacing w:after="200" w:line="340"/>
+        <w:jc w:val="left"/>
+      </w:pPr>
+      <w:r>
+        <w:t xml:space="preserve">Con solo leer el código de operación, Control prende dos señales: </w:t>
+      </w:r>
+      <w:r>
+        <w:rPr>
+          <w:b/>
+          <w:bCs/>
+        </w:rPr>
+        <w:t xml:space="preserve">prende la escritura en memoria</w:t>
+      </w:r>
+      <w:r>
+        <w:t xml:space="preserve">, y </w:t>
+      </w:r>
+      <w:r>
+        <w:rPr>
+          <w:b/>
+          <w:bCs/>
+        </w:rPr>
+        <w:t xml:space="preserve">prende el selector</w:t>
+      </w:r>
+      <w:r>
+        <w:t xml:space="preserve"> (para usar el número, no otro registro). Y apaga la señal de </w:t>
+      </w:r>
+      <w:r>
+        <w:rPr>
+          <w:b/>
+          <w:bCs/>
+        </w:rPr>
+        <w:t xml:space="preserve">escribir en un registro</w:t>
+      </w:r>
+      <w:r>
+        <w:t xml:space="preserve">, porque un guardado nunca cambia un registro.</w:t>
+      </w:r>
+    </w:p>
+    <w:p>
+      <w:pPr>
+        <w:spacing w:after="120" w:line="340"/>
+        <w:jc w:val="left"/>
+      </w:pPr>
+      <w:r>
+        <w:rPr>
+          <w:b/>
+          <w:bCs/>
+        </w:rPr>
+        <w:t xml:space="preserve">Ahora el camino, paso a paso:</w:t>
+      </w:r>
+    </w:p>
+    <w:p>
+      <w:pPr>
+        <w:pStyle w:val="ListParagraph"/>
+        <w:numPr>
+          <w:ilvl w:val="0"/>
+          <w:numId w:val="3"/>
+        </w:numPr>
+        <w:spacing w:after="180" w:line="320"/>
+        <w:jc w:val="left"/>
+      </w:pPr>
+      <w:r>
+        <w:t xml:space="preserve">El PC (el contador de programa) apunta a la memoria de instrucciones y ahí se leen los 32 bits.</w:t>
+      </w:r>
+    </w:p>
+    <w:p>
+      <w:pPr>
+        <w:pStyle w:val="ListParagraph"/>
+        <w:numPr>
+          <w:ilvl w:val="0"/>
+          <w:numId w:val="3"/>
+        </w:numPr>
+        <w:spacing w:after="180" w:line="320"/>
+        <w:jc w:val="left"/>
+      </w:pPr>
+      <w:r>
+        <w:t xml:space="preserve">Del banco de registros se leen dos valores: el de </w:t>
+      </w:r>
+      <w:r>
+        <w:rPr>
+          <w:b/>
+          <w:bCs/>
+        </w:rPr>
+        <w:t xml:space="preserve">te cero</w:t>
+      </w:r>
+      <w:r>
+        <w:t xml:space="preserve"> (la dirección) y el de </w:t>
+      </w:r>
+      <w:r>
+        <w:rPr>
+          <w:b/>
+          <w:bCs/>
+        </w:rPr>
+        <w:t xml:space="preserve">te uno</w:t>
+      </w:r>
+      <w:r>
+        <w:t xml:space="preserve"> (el dato a guardar).</w:t>
+      </w:r>
+    </w:p>
+    <w:p>
+      <w:pPr>
+        <w:pStyle w:val="ListParagraph"/>
+        <w:numPr>
+          <w:ilvl w:val="0"/>
+          <w:numId w:val="3"/>
+        </w:numPr>
+        <w:spacing w:after="180" w:line="320"/>
+        <w:jc w:val="left"/>
+      </w:pPr>
+      <w:r>
+        <w:t xml:space="preserve">El offset (puro cero) pasa por el bloque que lo estira a 32 bits.</w:t>
+      </w:r>
+    </w:p>
+    <w:p>
+      <w:pPr>
+        <w:pStyle w:val="ListParagraph"/>
+        <w:numPr>
+          <w:ilvl w:val="0"/>
+          <w:numId w:val="3"/>
+        </w:numPr>
+        <w:spacing w:after="180" w:line="320"/>
+        <w:jc w:val="left"/>
+      </w:pPr>
+      <w:r>
+        <w:t xml:space="preserve">Como el selector está prendido, se elige ese número estirado, y no el otro registro, para sumarlo.</w:t>
+      </w:r>
+    </w:p>
+    <w:p>
+      <w:pPr>
+        <w:pStyle w:val="ListParagraph"/>
+        <w:numPr>
+          <w:ilvl w:val="0"/>
+          <w:numId w:val="3"/>
+        </w:numPr>
+        <w:spacing w:after="180" w:line="320"/>
+        <w:jc w:val="left"/>
+      </w:pPr>
+      <w:r>
+        <w:t xml:space="preserve">La ALU suma </w:t>
+      </w:r>
+      <w:r>
+        <w:rPr>
+          <w:b/>
+          <w:bCs/>
+        </w:rPr>
+        <w:t xml:space="preserve">te cero más cero</w:t>
+      </w:r>
+      <w:r>
+        <w:t xml:space="preserve">, y ese resultado es la dirección donde se va a escribir.</w:t>
+      </w:r>
+    </w:p>
+    <w:p>
+      <w:pPr>
+        <w:pStyle w:val="ListParagraph"/>
+        <w:numPr>
+          <w:ilvl w:val="0"/>
+          <w:numId w:val="3"/>
+        </w:numPr>
+        <w:spacing w:after="180" w:line="320"/>
+        <w:jc w:val="left"/>
+      </w:pPr>
+      <w:r>
+        <w:t xml:space="preserve">Esa dirección entra a la memoria. Al mismo tiempo, el valor de </w:t>
+      </w:r>
+      <w:r>
+        <w:rPr>
+          <w:b/>
+          <w:bCs/>
+        </w:rPr>
+        <w:t xml:space="preserve">te uno</w:t>
+      </w:r>
+      <w:r>
+        <w:t xml:space="preserve"> entra directo a la memoria también, pero como el dato a guardar — sin pasar por la ALU.</w:t>
+      </w:r>
+    </w:p>
+    <w:p>
+      <w:pPr>
+        <w:pStyle w:val="ListParagraph"/>
+        <w:numPr>
+          <w:ilvl w:val="0"/>
+          <w:numId w:val="3"/>
+        </w:numPr>
+        <w:spacing w:after="180" w:line="320"/>
+        <w:jc w:val="left"/>
+      </w:pPr>
+      <w:r>
+        <w:t xml:space="preserve">Como la señal de escritura está prendida, la memoria guarda ese byte ahí.</w:t>
+      </w:r>
+    </w:p>
+    <w:p>
+      <w:pPr>
+        <w:pStyle w:val="ListParagraph"/>
+        <w:numPr>
+          <w:ilvl w:val="0"/>
+          <w:numId w:val="3"/>
+        </w:numPr>
+        <w:spacing w:after="180" w:line="320"/>
+        <w:jc w:val="left"/>
+      </w:pPr>
+      <w:r>
+        <w:t xml:space="preserve">No se escribe nada de vuelta en ningún registro, porque esa señal está apagada. Un guardado no cambia registros.</w:t>
+      </w:r>
+    </w:p>
+    <w:p>
+      <w:pPr>
+        <w:pStyle w:val="ListParagraph"/>
+        <w:numPr>
+          <w:ilvl w:val="0"/>
+          <w:numId w:val="3"/>
+        </w:numPr>
+        <w:spacing w:after="180" w:line="320"/>
+        <w:jc w:val="left"/>
+      </w:pPr>
+      <w:r>
+        <w:t xml:space="preserve">Y en paralelo, como siempre, el programa avanza a la siguiente instrucción.</w:t>
+      </w:r>
+    </w:p>
+    <w:p>
+      <w:pPr>
+        <w:pStyle w:val="Heading1"/>
+        <w:pageBreakBefore/>
+      </w:pPr>
+      <w:r>
+        <w:t xml:space="preserve">2. Señales de control, una por una</w:t>
+      </w:r>
+    </w:p>
+    <w:tbl>
+      <w:tblPr>
+        <w:tblW w:type="dxa" w:w="9360"/>
+        <w:tblBorders>
+          <w:top w:val="single" w:color="auto" w:sz="4"/>
+          <w:left w:val="single" w:color="auto" w:sz="4"/>
+          <w:bottom w:val="single" w:color="auto" w:sz="4"/>
+          <w:right w:val="single" w:color="auto" w:sz="4"/>
+          <w:insideH w:val="single" w:color="auto" w:sz="4"/>
+          <w:insideV w:val="single" w:color="auto" w:sz="4"/>
+        </w:tblBorders>
+      </w:tblPr>
+      <w:tblGrid>
+        <w:gridCol w:w="1900"/>
+        <w:gridCol w:w="1300"/>
+        <w:gridCol w:w="6160"/>
+      </w:tblGrid>
+      <w:tr>
+        <w:trPr>
+          <w:tblHeader/>
+        </w:trPr>
+        <w:tc>
+          <w:tcPr>
+            <w:tcW w:type="dxa" w:w="1900"/>
+            <w:tcBorders>
+              <w:top w:val="single" w:color="BBBBBB" w:sz="1"/>
+              <w:left w:val="single" w:color="BBBBBB" w:sz="1"/>
+              <w:bottom w:val="single" w:color="BBBBBB" w:sz="1"/>
+              <w:right w:val="single" w:color="BBBBBB" w:sz="1"/>
+            </w:tcBorders>
+            <w:shd w:fill="D6E4F0" w:val="clear"/>
+            <w:tcMar>
+              <w:top w:type="dxa" w:w="100"/>
+              <w:left w:type="dxa" w:w="120"/>
+              <w:bottom w:type="dxa" w:w="100"/>
+              <w:right w:type="dxa" w:w="120"/>
+            </w:tcMar>
+          </w:tcPr>
+          <w:p>
+            <w:pPr>
+              <w:spacing w:line="300"/>
+              <w:jc w:val="left"/>
+            </w:pPr>
+            <w:r>
+              <w:rPr>
+                <w:b/>
+                <w:bCs/>
+                <w:sz w:val="22"/>
+                <w:szCs w:val="22"/>
+              </w:rPr>
+              <w:t xml:space="preserve">Señal</w:t>
+            </w:r>
+          </w:p>
+        </w:tc>
+        <w:tc>
+          <w:tcPr>
+            <w:tcW w:type="dxa" w:w="1300"/>
+            <w:tcBorders>
+              <w:top w:val="single" w:color="BBBBBB" w:sz="1"/>
+              <w:left w:val="single" w:color="BBBBBB" w:sz="1"/>
+              <w:bottom w:val="single" w:color="BBBBBB" w:sz="1"/>
+              <w:right w:val="single" w:color="BBBBBB" w:sz="1"/>
+            </w:tcBorders>
+            <w:shd w:fill="D6E4F0" w:val="clear"/>
+            <w:tcMar>
+              <w:top w:type="dxa" w:w="100"/>
+              <w:left w:type="dxa" w:w="120"/>
+              <w:bottom w:type="dxa" w:w="100"/>
+              <w:right w:type="dxa" w:w="120"/>
+            </w:tcMar>
+          </w:tcPr>
+          <w:p>
+            <w:pPr>
+              <w:spacing w:line="300"/>
+              <w:jc w:val="left"/>
+            </w:pPr>
+            <w:r>
+              <w:rPr>
+                <w:b/>
+                <w:bCs/>
+                <w:sz w:val="22"/>
+                <w:szCs w:val="22"/>
+              </w:rPr>
+              <w:t xml:space="preserve">Valor</w:t>
+            </w:r>
+          </w:p>
+        </w:tc>
+        <w:tc>
+          <w:tcPr>
+            <w:tcW w:type="dxa" w:w="6160"/>
+            <w:tcBorders>
+              <w:top w:val="single" w:color="BBBBBB" w:sz="1"/>
+              <w:left w:val="single" w:color="BBBBBB" w:sz="1"/>
+              <w:bottom w:val="single" w:color="BBBBBB" w:sz="1"/>
+              <w:right w:val="single" w:color="BBBBBB" w:sz="1"/>
+            </w:tcBorders>
+            <w:shd w:fill="D6E4F0" w:val="clear"/>
+            <w:tcMar>
+              <w:top w:type="dxa" w:w="100"/>
+              <w:left w:type="dxa" w:w="120"/>
+              <w:bottom w:type="dxa" w:w="100"/>
+              <w:right w:type="dxa" w:w="120"/>
+            </w:tcMar>
+          </w:tcPr>
+          <w:p>
+            <w:pPr>
+              <w:spacing w:line="300"/>
+              <w:jc w:val="left"/>
+            </w:pPr>
+            <w:r>
+              <w:rPr>
+                <w:b/>
+                <w:bCs/>
+                <w:sz w:val="22"/>
+                <w:szCs w:val="22"/>
+              </w:rPr>
+              <w:t xml:space="preserve">Por qué (en palabras simples)</w:t>
+            </w:r>
+          </w:p>
+        </w:tc>
+      </w:tr>
+      <w:tr>
+        <w:tc>
+          <w:tcPr>
+            <w:tcW w:type="dxa" w:w="1900"/>
+            <w:tcBorders>
+              <w:top w:val="single" w:color="BBBBBB" w:sz="1"/>
+              <w:left w:val="single" w:color="BBBBBB" w:sz="1"/>
+              <w:bottom w:val="single" w:color="BBBBBB" w:sz="1"/>
+              <w:right w:val="single" w:color="BBBBBB" w:sz="1"/>
+            </w:tcBorders>
+            <w:tcMar>
+              <w:top w:type="dxa" w:w="100"/>
+              <w:left w:type="dxa" w:w="120"/>
+              <w:bottom w:type="dxa" w:w="100"/>
+              <w:right w:type="dxa" w:w="120"/>
+            </w:tcMar>
+          </w:tcPr>
+          <w:p>
+            <w:pPr>
+              <w:spacing w:line="300"/>
+              <w:jc w:val="left"/>
+            </w:pPr>
+            <w:r>
+              <w:rPr>
+                <w:b/>
+                <w:bCs/>
+                <w:sz w:val="22"/>
+                <w:szCs w:val="22"/>
+              </w:rPr>
+              <w:t xml:space="preserve">RegDst</w:t>
+            </w:r>
+          </w:p>
+        </w:tc>
+        <w:tc>
+          <w:tcPr>
+            <w:tcW w:type="dxa" w:w="1300"/>
+            <w:tcBorders>
+              <w:top w:val="single" w:color="BBBBBB" w:sz="1"/>
+              <w:left w:val="single" w:color="BBBBBB" w:sz="1"/>
+              <w:bottom w:val="single" w:color="BBBBBB" w:sz="1"/>
+              <w:right w:val="single" w:color="BBBBBB" w:sz="1"/>
+            </w:tcBorders>
+            <w:tcMar>
+              <w:top w:type="dxa" w:w="100"/>
+              <w:left w:type="dxa" w:w="120"/>
+              <w:bottom w:type="dxa" w:w="100"/>
+              <w:right w:type="dxa" w:w="120"/>
+            </w:tcMar>
+          </w:tcPr>
+          <w:p>
+            <w:pPr>
+              <w:spacing w:line="300"/>
+              <w:jc w:val="left"/>
+            </w:pPr>
+            <w:r>
+              <w:rPr>
+                <w:b/>
+                <w:bCs/>
+                <w:sz w:val="22"/>
+                <w:szCs w:val="22"/>
+              </w:rPr>
+              <w:t xml:space="preserve">no importa</w:t>
+            </w:r>
+          </w:p>
+        </w:tc>
+        <w:tc>
+          <w:tcPr>
+            <w:tcW w:type="dxa" w:w="6160"/>
+            <w:tcBorders>
+              <w:top w:val="single" w:color="BBBBBB" w:sz="1"/>
+              <w:left w:val="single" w:color="BBBBBB" w:sz="1"/>
+              <w:bottom w:val="single" w:color="BBBBBB" w:sz="1"/>
+              <w:right w:val="single" w:color="BBBBBB" w:sz="1"/>
+            </w:tcBorders>
+            <w:tcMar>
+              <w:top w:type="dxa" w:w="100"/>
+              <w:left w:type="dxa" w:w="120"/>
+              <w:bottom w:type="dxa" w:w="100"/>
+              <w:right w:type="dxa" w:w="120"/>
+            </w:tcMar>
+          </w:tcPr>
+          <w:p>
+            <w:pPr>
+              <w:spacing w:line="300"/>
+              <w:jc w:val="left"/>
+            </w:pPr>
+            <w:r>
+              <w:rPr>
+                <w:b w:val="false"/>
+                <w:bCs w:val="false"/>
+                <w:sz w:val="22"/>
+                <w:szCs w:val="22"/>
+              </w:rPr>
+              <w:t xml:space="preserve">No se va a escribir en ningún registro, así que da lo mismo.</w:t>
+            </w:r>
+          </w:p>
+        </w:tc>
+      </w:tr>
+      <w:tr>
+        <w:tc>
+          <w:tcPr>
+            <w:tcW w:type="dxa" w:w="1900"/>
+            <w:tcBorders>
+              <w:top w:val="single" w:color="BBBBBB" w:sz="1"/>
+              <w:left w:val="single" w:color="BBBBBB" w:sz="1"/>
+              <w:bottom w:val="single" w:color="BBBBBB" w:sz="1"/>
+              <w:right w:val="single" w:color="BBBBBB" w:sz="1"/>
+            </w:tcBorders>
+            <w:shd w:fill="F3F3F3" w:val="clear"/>
+            <w:tcMar>
+              <w:top w:type="dxa" w:w="100"/>
+              <w:left w:type="dxa" w:w="120"/>
+              <w:bottom w:type="dxa" w:w="100"/>
+              <w:right w:type="dxa" w:w="120"/>
+            </w:tcMar>
+          </w:tcPr>
+          <w:p>
+            <w:pPr>
+              <w:spacing w:line="300"/>
+              <w:jc w:val="left"/>
+            </w:pPr>
+            <w:r>
+              <w:rPr>
+                <w:b/>
+                <w:bCs/>
+                <w:sz w:val="22"/>
+                <w:szCs w:val="22"/>
+              </w:rPr>
+              <w:t xml:space="preserve">Branch</w:t>
+            </w:r>
+          </w:p>
+        </w:tc>
+        <w:tc>
+          <w:tcPr>
+            <w:tcW w:type="dxa" w:w="1300"/>
+            <w:tcBorders>
+              <w:top w:val="single" w:color="BBBBBB" w:sz="1"/>
+              <w:left w:val="single" w:color="BBBBBB" w:sz="1"/>
+              <w:bottom w:val="single" w:color="BBBBBB" w:sz="1"/>
+              <w:right w:val="single" w:color="BBBBBB" w:sz="1"/>
+            </w:tcBorders>
+            <w:shd w:fill="F3F3F3" w:val="clear"/>
+            <w:tcMar>
+              <w:top w:type="dxa" w:w="100"/>
+              <w:left w:type="dxa" w:w="120"/>
+              <w:bottom w:type="dxa" w:w="100"/>
+              <w:right w:type="dxa" w:w="120"/>
+            </w:tcMar>
+          </w:tcPr>
+          <w:p>
+            <w:pPr>
+              <w:spacing w:line="300"/>
+              <w:jc w:val="left"/>
+            </w:pPr>
+            <w:r>
+              <w:rPr>
+                <w:b/>
+                <w:bCs/>
+                <w:sz w:val="22"/>
+                <w:szCs w:val="22"/>
+              </w:rPr>
+              <w:t xml:space="preserve">apagada (0)</w:t>
+            </w:r>
+          </w:p>
+        </w:tc>
+        <w:tc>
+          <w:tcPr>
+            <w:tcW w:type="dxa" w:w="6160"/>
+            <w:tcBorders>
+              <w:top w:val="single" w:color="BBBBBB" w:sz="1"/>
+              <w:left w:val="single" w:color="BBBBBB" w:sz="1"/>
+              <w:bottom w:val="single" w:color="BBBBBB" w:sz="1"/>
+              <w:right w:val="single" w:color="BBBBBB" w:sz="1"/>
+            </w:tcBorders>
+            <w:shd w:fill="F3F3F3" w:val="clear"/>
+            <w:tcMar>
+              <w:top w:type="dxa" w:w="100"/>
+              <w:left w:type="dxa" w:w="120"/>
+              <w:bottom w:type="dxa" w:w="100"/>
+              <w:right w:type="dxa" w:w="120"/>
+            </w:tcMar>
+          </w:tcPr>
+          <w:p>
+            <w:pPr>
+              <w:spacing w:line="300"/>
+              <w:jc w:val="left"/>
+            </w:pPr>
+            <w:r>
+              <w:rPr>
+                <w:b w:val="false"/>
+                <w:bCs w:val="false"/>
+                <w:sz w:val="22"/>
+                <w:szCs w:val="22"/>
+              </w:rPr>
+              <w:t xml:space="preserve">Esto no es un salto.</w:t>
+            </w:r>
+          </w:p>
+        </w:tc>
+      </w:tr>
+      <w:tr>
+        <w:tc>
+          <w:tcPr>
+            <w:tcW w:type="dxa" w:w="1900"/>
+            <w:tcBorders>
+              <w:top w:val="single" w:color="BBBBBB" w:sz="1"/>
+              <w:left w:val="single" w:color="BBBBBB" w:sz="1"/>
+              <w:bottom w:val="single" w:color="BBBBBB" w:sz="1"/>
+              <w:right w:val="single" w:color="BBBBBB" w:sz="1"/>
+            </w:tcBorders>
+            <w:tcMar>
+              <w:top w:type="dxa" w:w="100"/>
+              <w:left w:type="dxa" w:w="120"/>
+              <w:bottom w:type="dxa" w:w="100"/>
+              <w:right w:type="dxa" w:w="120"/>
+            </w:tcMar>
+          </w:tcPr>
+          <w:p>
+            <w:pPr>
+              <w:spacing w:line="300"/>
+              <w:jc w:val="left"/>
+            </w:pPr>
+            <w:r>
+              <w:rPr>
+                <w:b/>
+                <w:bCs/>
+                <w:sz w:val="22"/>
+                <w:szCs w:val="22"/>
+              </w:rPr>
+              <w:t xml:space="preserve">MemRead</w:t>
+            </w:r>
+          </w:p>
+        </w:tc>
+        <w:tc>
+          <w:tcPr>
+            <w:tcW w:type="dxa" w:w="1300"/>
+            <w:tcBorders>
+              <w:top w:val="single" w:color="BBBBBB" w:sz="1"/>
+              <w:left w:val="single" w:color="BBBBBB" w:sz="1"/>
+              <w:bottom w:val="single" w:color="BBBBBB" w:sz="1"/>
+              <w:right w:val="single" w:color="BBBBBB" w:sz="1"/>
+            </w:tcBorders>
+            <w:tcMar>
+              <w:top w:type="dxa" w:w="100"/>
+              <w:left w:type="dxa" w:w="120"/>
+              <w:bottom w:type="dxa" w:w="100"/>
+              <w:right w:type="dxa" w:w="120"/>
+            </w:tcMar>
+          </w:tcPr>
+          <w:p>
+            <w:pPr>
+              <w:spacing w:line="300"/>
+              <w:jc w:val="left"/>
+            </w:pPr>
+            <w:r>
+              <w:rPr>
+                <w:b/>
+                <w:bCs/>
+                <w:sz w:val="22"/>
+                <w:szCs w:val="22"/>
+              </w:rPr>
+              <w:t xml:space="preserve">apagada (0)</w:t>
+            </w:r>
+          </w:p>
+        </w:tc>
+        <w:tc>
+          <w:tcPr>
+            <w:tcW w:type="dxa" w:w="6160"/>
+            <w:tcBorders>
+              <w:top w:val="single" w:color="BBBBBB" w:sz="1"/>
+              <w:left w:val="single" w:color="BBBBBB" w:sz="1"/>
+              <w:bottom w:val="single" w:color="BBBBBB" w:sz="1"/>
+              <w:right w:val="single" w:color="BBBBBB" w:sz="1"/>
+            </w:tcBorders>
+            <w:tcMar>
+              <w:top w:type="dxa" w:w="100"/>
+              <w:left w:type="dxa" w:w="120"/>
+              <w:bottom w:type="dxa" w:w="100"/>
+              <w:right w:type="dxa" w:w="120"/>
+            </w:tcMar>
+          </w:tcPr>
+          <w:p>
+            <w:pPr>
+              <w:spacing w:line="300"/>
+              <w:jc w:val="left"/>
+            </w:pPr>
+            <w:r>
+              <w:rPr>
+                <w:b w:val="false"/>
+                <w:bCs w:val="false"/>
+                <w:sz w:val="22"/>
+                <w:szCs w:val="22"/>
+              </w:rPr>
+              <w:t xml:space="preserve">No se lee la memoria, se escribe.</w:t>
+            </w:r>
+          </w:p>
+        </w:tc>
+      </w:tr>
+      <w:tr>
+        <w:tc>
+          <w:tcPr>
+            <w:tcW w:type="dxa" w:w="1900"/>
+            <w:tcBorders>
+              <w:top w:val="single" w:color="BBBBBB" w:sz="1"/>
+              <w:left w:val="single" w:color="BBBBBB" w:sz="1"/>
+              <w:bottom w:val="single" w:color="BBBBBB" w:sz="1"/>
+              <w:right w:val="single" w:color="BBBBBB" w:sz="1"/>
+            </w:tcBorders>
+            <w:shd w:fill="F3F3F3" w:val="clear"/>
+            <w:tcMar>
+              <w:top w:type="dxa" w:w="100"/>
+              <w:left w:type="dxa" w:w="120"/>
+              <w:bottom w:type="dxa" w:w="100"/>
+              <w:right w:type="dxa" w:w="120"/>
+            </w:tcMar>
+          </w:tcPr>
+          <w:p>
+            <w:pPr>
+              <w:spacing w:line="300"/>
+              <w:jc w:val="left"/>
+            </w:pPr>
+            <w:r>
+              <w:rPr>
+                <w:b/>
+                <w:bCs/>
+                <w:sz w:val="22"/>
+                <w:szCs w:val="22"/>
+              </w:rPr>
+              <w:t xml:space="preserve">MemtoReg</w:t>
+            </w:r>
+          </w:p>
+        </w:tc>
+        <w:tc>
+          <w:tcPr>
+            <w:tcW w:type="dxa" w:w="1300"/>
+            <w:tcBorders>
+              <w:top w:val="single" w:color="BBBBBB" w:sz="1"/>
+              <w:left w:val="single" w:color="BBBBBB" w:sz="1"/>
+              <w:bottom w:val="single" w:color="BBBBBB" w:sz="1"/>
+              <w:right w:val="single" w:color="BBBBBB" w:sz="1"/>
+            </w:tcBorders>
+            <w:shd w:fill="F3F3F3" w:val="clear"/>
+            <w:tcMar>
+              <w:top w:type="dxa" w:w="100"/>
+              <w:left w:type="dxa" w:w="120"/>
+              <w:bottom w:type="dxa" w:w="100"/>
+              <w:right w:type="dxa" w:w="120"/>
+            </w:tcMar>
+          </w:tcPr>
+          <w:p>
+            <w:pPr>
+              <w:spacing w:line="300"/>
+              <w:jc w:val="left"/>
+            </w:pPr>
+            <w:r>
+              <w:rPr>
+                <w:b/>
+                <w:bCs/>
+                <w:sz w:val="22"/>
+                <w:szCs w:val="22"/>
+              </w:rPr>
+              <w:t xml:space="preserve">no importa</w:t>
+            </w:r>
+          </w:p>
+        </w:tc>
+        <w:tc>
+          <w:tcPr>
+            <w:tcW w:type="dxa" w:w="6160"/>
+            <w:tcBorders>
+              <w:top w:val="single" w:color="BBBBBB" w:sz="1"/>
+              <w:left w:val="single" w:color="BBBBBB" w:sz="1"/>
+              <w:bottom w:val="single" w:color="BBBBBB" w:sz="1"/>
+              <w:right w:val="single" w:color="BBBBBB" w:sz="1"/>
+            </w:tcBorders>
+            <w:shd w:fill="F3F3F3" w:val="clear"/>
+            <w:tcMar>
+              <w:top w:type="dxa" w:w="100"/>
+              <w:left w:type="dxa" w:w="120"/>
+              <w:bottom w:type="dxa" w:w="100"/>
+              <w:right w:type="dxa" w:w="120"/>
+            </w:tcMar>
+          </w:tcPr>
+          <w:p>
+            <w:pPr>
+              <w:spacing w:line="300"/>
+              <w:jc w:val="left"/>
+            </w:pPr>
+            <w:r>
+              <w:rPr>
+                <w:b w:val="false"/>
+                <w:bCs w:val="false"/>
+                <w:sz w:val="22"/>
+                <w:szCs w:val="22"/>
+              </w:rPr>
+              <w:t xml:space="preserve">Solo sirve si se va a escribir en un registro — y acá no se escribe.</w:t>
+            </w:r>
+          </w:p>
+        </w:tc>
+      </w:tr>
+      <w:tr>
+        <w:tc>
+          <w:tcPr>
+            <w:tcW w:type="dxa" w:w="1900"/>
+            <w:tcBorders>
+              <w:top w:val="single" w:color="BBBBBB" w:sz="1"/>
+              <w:left w:val="single" w:color="BBBBBB" w:sz="1"/>
+              <w:bottom w:val="single" w:color="BBBBBB" w:sz="1"/>
+              <w:right w:val="single" w:color="BBBBBB" w:sz="1"/>
+            </w:tcBorders>
+            <w:tcMar>
+              <w:top w:type="dxa" w:w="100"/>
+              <w:left w:type="dxa" w:w="120"/>
+              <w:bottom w:type="dxa" w:w="100"/>
+              <w:right w:type="dxa" w:w="120"/>
+            </w:tcMar>
+          </w:tcPr>
+          <w:p>
+            <w:pPr>
+              <w:spacing w:line="300"/>
+              <w:jc w:val="left"/>
+            </w:pPr>
+            <w:r>
+              <w:rPr>
+                <w:b/>
+                <w:bCs/>
+                <w:sz w:val="22"/>
+                <w:szCs w:val="22"/>
+              </w:rPr>
+              <w:t xml:space="preserve">ALUOp</w:t>
+            </w:r>
+          </w:p>
+        </w:tc>
+        <w:tc>
+          <w:tcPr>
+            <w:tcW w:type="dxa" w:w="1300"/>
+            <w:tcBorders>
+              <w:top w:val="single" w:color="BBBBBB" w:sz="1"/>
+              <w:left w:val="single" w:color="BBBBBB" w:sz="1"/>
+              <w:bottom w:val="single" w:color="BBBBBB" w:sz="1"/>
+              <w:right w:val="single" w:color="BBBBBB" w:sz="1"/>
+            </w:tcBorders>
+            <w:tcMar>
+              <w:top w:type="dxa" w:w="100"/>
+              <w:left w:type="dxa" w:w="120"/>
+              <w:bottom w:type="dxa" w:w="100"/>
+              <w:right w:type="dxa" w:w="120"/>
+            </w:tcMar>
+          </w:tcPr>
+          <w:p>
+            <w:pPr>
+              <w:spacing w:line="300"/>
+              <w:jc w:val="left"/>
+            </w:pPr>
+            <w:r>
+              <w:rPr>
+                <w:b/>
+                <w:bCs/>
+                <w:sz w:val="22"/>
+                <w:szCs w:val="22"/>
+              </w:rPr>
+              <w:t xml:space="preserve">suma (00)</w:t>
+            </w:r>
+          </w:p>
+        </w:tc>
+        <w:tc>
+          <w:tcPr>
+            <w:tcW w:type="dxa" w:w="6160"/>
+            <w:tcBorders>
+              <w:top w:val="single" w:color="BBBBBB" w:sz="1"/>
+              <w:left w:val="single" w:color="BBBBBB" w:sz="1"/>
+              <w:bottom w:val="single" w:color="BBBBBB" w:sz="1"/>
+              <w:right w:val="single" w:color="BBBBBB" w:sz="1"/>
+            </w:tcBorders>
+            <w:tcMar>
+              <w:top w:type="dxa" w:w="100"/>
+              <w:left w:type="dxa" w:w="120"/>
+              <w:bottom w:type="dxa" w:w="100"/>
+              <w:right w:type="dxa" w:w="120"/>
+            </w:tcMar>
+          </w:tcPr>
+          <w:p>
+            <w:pPr>
+              <w:spacing w:line="300"/>
+              <w:jc w:val="left"/>
+            </w:pPr>
+            <w:r>
+              <w:rPr>
+                <w:b w:val="false"/>
+                <w:bCs w:val="false"/>
+                <w:sz w:val="22"/>
+                <w:szCs w:val="22"/>
+              </w:rPr>
+              <w:t xml:space="preserve">Le dice a ALU control “quiero que sumes”, fijo, sin mirar nada más.</w:t>
+            </w:r>
+          </w:p>
+        </w:tc>
+      </w:tr>
+      <w:tr>
+        <w:tc>
+          <w:tcPr>
+            <w:tcW w:type="dxa" w:w="1900"/>
+            <w:tcBorders>
+              <w:top w:val="single" w:color="BBBBBB" w:sz="1"/>
+              <w:left w:val="single" w:color="BBBBBB" w:sz="1"/>
+              <w:bottom w:val="single" w:color="BBBBBB" w:sz="1"/>
+              <w:right w:val="single" w:color="BBBBBB" w:sz="1"/>
+            </w:tcBorders>
+            <w:shd w:fill="F3F3F3" w:val="clear"/>
+            <w:tcMar>
+              <w:top w:type="dxa" w:w="100"/>
+              <w:left w:type="dxa" w:w="120"/>
+              <w:bottom w:type="dxa" w:w="100"/>
+              <w:right w:type="dxa" w:w="120"/>
+            </w:tcMar>
+          </w:tcPr>
+          <w:p>
+            <w:pPr>
+              <w:spacing w:line="300"/>
+              <w:jc w:val="left"/>
+            </w:pPr>
+            <w:r>
+              <w:rPr>
+                <w:b/>
+                <w:bCs/>
+                <w:sz w:val="22"/>
+                <w:szCs w:val="22"/>
+              </w:rPr>
+              <w:t xml:space="preserve">MemWrite</w:t>
+            </w:r>
+          </w:p>
+        </w:tc>
+        <w:tc>
+          <w:tcPr>
+            <w:tcW w:type="dxa" w:w="1300"/>
+            <w:tcBorders>
+              <w:top w:val="single" w:color="BBBBBB" w:sz="1"/>
+              <w:left w:val="single" w:color="BBBBBB" w:sz="1"/>
+              <w:bottom w:val="single" w:color="BBBBBB" w:sz="1"/>
+              <w:right w:val="single" w:color="BBBBBB" w:sz="1"/>
+            </w:tcBorders>
+            <w:shd w:fill="F3F3F3" w:val="clear"/>
+            <w:tcMar>
+              <w:top w:type="dxa" w:w="100"/>
+              <w:left w:type="dxa" w:w="120"/>
+              <w:bottom w:type="dxa" w:w="100"/>
+              <w:right w:type="dxa" w:w="120"/>
+            </w:tcMar>
+          </w:tcPr>
+          <w:p>
+            <w:pPr>
+              <w:spacing w:line="300"/>
+              <w:jc w:val="left"/>
+            </w:pPr>
+            <w:r>
+              <w:rPr>
+                <w:b/>
+                <w:bCs/>
+                <w:sz w:val="22"/>
+                <w:szCs w:val="22"/>
+              </w:rPr>
+              <w:t xml:space="preserve">prendida (1)</w:t>
+            </w:r>
+          </w:p>
+        </w:tc>
+        <w:tc>
+          <w:tcPr>
+            <w:tcW w:type="dxa" w:w="6160"/>
+            <w:tcBorders>
+              <w:top w:val="single" w:color="BBBBBB" w:sz="1"/>
+              <w:left w:val="single" w:color="BBBBBB" w:sz="1"/>
+              <w:bottom w:val="single" w:color="BBBBBB" w:sz="1"/>
+              <w:right w:val="single" w:color="BBBBBB" w:sz="1"/>
+            </w:tcBorders>
+            <w:shd w:fill="F3F3F3" w:val="clear"/>
+            <w:tcMar>
+              <w:top w:type="dxa" w:w="100"/>
+              <w:left w:type="dxa" w:w="120"/>
+              <w:bottom w:type="dxa" w:w="100"/>
+              <w:right w:type="dxa" w:w="120"/>
+            </w:tcMar>
+          </w:tcPr>
+          <w:p>
+            <w:pPr>
+              <w:spacing w:line="300"/>
+              <w:jc w:val="left"/>
+            </w:pPr>
+            <w:r>
+              <w:rPr>
+                <w:b w:val="false"/>
+                <w:bCs w:val="false"/>
+                <w:sz w:val="22"/>
+                <w:szCs w:val="22"/>
+              </w:rPr>
+              <w:t xml:space="preserve">Esta es la señal clave: dice “esto es un guardado”.</w:t>
+            </w:r>
+          </w:p>
+        </w:tc>
+      </w:tr>
+      <w:tr>
+        <w:tc>
+          <w:tcPr>
+            <w:tcW w:type="dxa" w:w="1900"/>
+            <w:tcBorders>
+              <w:top w:val="single" w:color="BBBBBB" w:sz="1"/>
+              <w:left w:val="single" w:color="BBBBBB" w:sz="1"/>
+              <w:bottom w:val="single" w:color="BBBBBB" w:sz="1"/>
+              <w:right w:val="single" w:color="BBBBBB" w:sz="1"/>
+            </w:tcBorders>
+            <w:tcMar>
+              <w:top w:type="dxa" w:w="100"/>
+              <w:left w:type="dxa" w:w="120"/>
+              <w:bottom w:type="dxa" w:w="100"/>
+              <w:right w:type="dxa" w:w="120"/>
+            </w:tcMar>
+          </w:tcPr>
+          <w:p>
+            <w:pPr>
+              <w:spacing w:line="300"/>
+              <w:jc w:val="left"/>
+            </w:pPr>
+            <w:r>
+              <w:rPr>
+                <w:b/>
+                <w:bCs/>
+                <w:sz w:val="22"/>
+                <w:szCs w:val="22"/>
+              </w:rPr>
+              <w:t xml:space="preserve">ALUSrc (selector)</w:t>
+            </w:r>
+          </w:p>
+        </w:tc>
+        <w:tc>
+          <w:tcPr>
+            <w:tcW w:type="dxa" w:w="1300"/>
+            <w:tcBorders>
+              <w:top w:val="single" w:color="BBBBBB" w:sz="1"/>
+              <w:left w:val="single" w:color="BBBBBB" w:sz="1"/>
+              <w:bottom w:val="single" w:color="BBBBBB" w:sz="1"/>
+              <w:right w:val="single" w:color="BBBBBB" w:sz="1"/>
+            </w:tcBorders>
+            <w:tcMar>
+              <w:top w:type="dxa" w:w="100"/>
+              <w:left w:type="dxa" w:w="120"/>
+              <w:bottom w:type="dxa" w:w="100"/>
+              <w:right w:type="dxa" w:w="120"/>
+            </w:tcMar>
+          </w:tcPr>
+          <w:p>
+            <w:pPr>
+              <w:spacing w:line="300"/>
+              <w:jc w:val="left"/>
+            </w:pPr>
+            <w:r>
+              <w:rPr>
+                <w:b/>
+                <w:bCs/>
+                <w:sz w:val="22"/>
+                <w:szCs w:val="22"/>
+              </w:rPr>
+              <w:t xml:space="preserve">prendido (1)</w:t>
+            </w:r>
+          </w:p>
+        </w:tc>
+        <w:tc>
+          <w:tcPr>
+            <w:tcW w:type="dxa" w:w="6160"/>
+            <w:tcBorders>
+              <w:top w:val="single" w:color="BBBBBB" w:sz="1"/>
+              <w:left w:val="single" w:color="BBBBBB" w:sz="1"/>
+              <w:bottom w:val="single" w:color="BBBBBB" w:sz="1"/>
+              <w:right w:val="single" w:color="BBBBBB" w:sz="1"/>
+            </w:tcBorders>
+            <w:tcMar>
+              <w:top w:type="dxa" w:w="100"/>
+              <w:left w:type="dxa" w:w="120"/>
+              <w:bottom w:type="dxa" w:w="100"/>
+              <w:right w:type="dxa" w:w="120"/>
+            </w:tcMar>
+          </w:tcPr>
+          <w:p>
+            <w:pPr>
+              <w:spacing w:line="300"/>
+              <w:jc w:val="left"/>
+            </w:pPr>
+            <w:r>
+              <w:rPr>
+                <w:b w:val="false"/>
+                <w:bCs w:val="false"/>
+                <w:sz w:val="22"/>
+                <w:szCs w:val="22"/>
+              </w:rPr>
+              <w:t xml:space="preserve">La ALU va a sumar con el número (offset), no con otro registro.</w:t>
+            </w:r>
+          </w:p>
+        </w:tc>
+      </w:tr>
+      <w:tr>
+        <w:tc>
+          <w:tcPr>
+            <w:tcW w:type="dxa" w:w="1900"/>
+            <w:tcBorders>
+              <w:top w:val="single" w:color="BBBBBB" w:sz="1"/>
+              <w:left w:val="single" w:color="BBBBBB" w:sz="1"/>
+              <w:bottom w:val="single" w:color="BBBBBB" w:sz="1"/>
+              <w:right w:val="single" w:color="BBBBBB" w:sz="1"/>
+            </w:tcBorders>
+            <w:shd w:fill="F3F3F3" w:val="clear"/>
+            <w:tcMar>
+              <w:top w:type="dxa" w:w="100"/>
+              <w:left w:type="dxa" w:w="120"/>
+              <w:bottom w:type="dxa" w:w="100"/>
+              <w:right w:type="dxa" w:w="120"/>
+            </w:tcMar>
+          </w:tcPr>
+          <w:p>
+            <w:pPr>
+              <w:spacing w:line="300"/>
+              <w:jc w:val="left"/>
+            </w:pPr>
+            <w:r>
+              <w:rPr>
+                <w:b/>
+                <w:bCs/>
+                <w:sz w:val="22"/>
+                <w:szCs w:val="22"/>
+              </w:rPr>
+              <w:t xml:space="preserve">RegWrite</w:t>
+            </w:r>
+          </w:p>
+        </w:tc>
+        <w:tc>
+          <w:tcPr>
+            <w:tcW w:type="dxa" w:w="1300"/>
+            <w:tcBorders>
+              <w:top w:val="single" w:color="BBBBBB" w:sz="1"/>
+              <w:left w:val="single" w:color="BBBBBB" w:sz="1"/>
+              <w:bottom w:val="single" w:color="BBBBBB" w:sz="1"/>
+              <w:right w:val="single" w:color="BBBBBB" w:sz="1"/>
+            </w:tcBorders>
+            <w:shd w:fill="F3F3F3" w:val="clear"/>
+            <w:tcMar>
+              <w:top w:type="dxa" w:w="100"/>
+              <w:left w:type="dxa" w:w="120"/>
+              <w:bottom w:type="dxa" w:w="100"/>
+              <w:right w:type="dxa" w:w="120"/>
+            </w:tcMar>
+          </w:tcPr>
+          <w:p>
+            <w:pPr>
+              <w:spacing w:line="300"/>
+              <w:jc w:val="left"/>
+            </w:pPr>
+            <w:r>
+              <w:rPr>
+                <w:b/>
+                <w:bCs/>
+                <w:sz w:val="22"/>
+                <w:szCs w:val="22"/>
+              </w:rPr>
+              <w:t xml:space="preserve">apagada (0)</w:t>
+            </w:r>
+          </w:p>
+        </w:tc>
+        <w:tc>
+          <w:tcPr>
+            <w:tcW w:type="dxa" w:w="6160"/>
+            <w:tcBorders>
+              <w:top w:val="single" w:color="BBBBBB" w:sz="1"/>
+              <w:left w:val="single" w:color="BBBBBB" w:sz="1"/>
+              <w:bottom w:val="single" w:color="BBBBBB" w:sz="1"/>
+              <w:right w:val="single" w:color="BBBBBB" w:sz="1"/>
+            </w:tcBorders>
+            <w:shd w:fill="F3F3F3" w:val="clear"/>
+            <w:tcMar>
+              <w:top w:type="dxa" w:w="100"/>
+              <w:left w:type="dxa" w:w="120"/>
+              <w:bottom w:type="dxa" w:w="100"/>
+              <w:right w:type="dxa" w:w="120"/>
+            </w:tcMar>
+          </w:tcPr>
+          <w:p>
+            <w:pPr>
+              <w:spacing w:line="300"/>
+              <w:jc w:val="left"/>
+            </w:pPr>
+            <w:r>
+              <w:rPr>
+                <w:b w:val="false"/>
+                <w:bCs w:val="false"/>
+                <w:sz w:val="22"/>
+                <w:szCs w:val="22"/>
+              </w:rPr>
+              <w:t xml:space="preserve">Un guardado no cambia ningún registro.</w:t>
+            </w:r>
+          </w:p>
+        </w:tc>
+      </w:tr>
+    </w:tbl>
+    <w:p>
+      <w:pPr>
+        <w:pStyle w:val="Heading1"/>
+        <w:pageBreakBefore/>
+      </w:pPr>
+      <w:r>
+        <w:t xml:space="preserve">3. Preguntas típicas del profe</w:t>
+      </w:r>
+    </w:p>
+    <w:p>
+      <w:pPr>
+        <w:spacing w:after="60" w:line="340"/>
+        <w:jc w:val="left"/>
+      </w:pPr>
+      <w:r>
+        <w:rPr>
+          <w:i/>
+          <w:iCs/>
+          <w:color w:val="666666"/>
+        </w:rPr>
+        <w:t xml:space="preserve">Con respuesta corta y simple, lista para decir en voz alta.</w:t>
       </w:r>
     </w:p>
     <w:p>
@@ -1515,6 +2301,9 @@
             </w:tcMar>
           </w:tcPr>
           <w:p>
+            <w:pPr>
+              <w:spacing w:line="320"/>
+            </w:pPr>
             <w:r>
               <w:rPr>
                 <w:b/>
@@ -1523,7 +2312,7 @@
                 <w:sz w:val="24"/>
                 <w:szCs w:val="24"/>
               </w:rPr>
-              <w:t xml:space="preserve">P: ¿Por qué ALUSrc es 1 y no 0?</w:t>
+              <w:t xml:space="preserve">P: ¿Por qué no se escribe en ningún registro?</w:t>
             </w:r>
           </w:p>
         </w:tc>
@@ -1543,7 +2332,7 @@
         <w:t xml:space="preserve">R: </w:t>
       </w:r>
       <w:r>
-        <w:t xml:space="preserve">Porque la ALU necesita sumar $t0 con el offset inmediato (0 en este caso), no con otro registro. Si fuera una instrucción tipo add $t1,$t2,$t3, ahí sí ALUSrc sería 0 (el segundo operando vendría de Read data 2).</w:t>
+        <w:t xml:space="preserve">Porque esta instrucción guarda un dato en memoria — no trae nada de vuelta a un registro.</w:t>
       </w:r>
     </w:p>
     <w:p>
@@ -1585,6 +2374,9 @@
             </w:tcMar>
           </w:tcPr>
           <w:p>
+            <w:pPr>
+              <w:spacing w:line="320"/>
+            </w:pPr>
             <w:r>
               <w:rPr>
                 <w:b/>
@@ -1593,7 +2385,7 @@
                 <w:sz w:val="24"/>
                 <w:szCs w:val="24"/>
               </w:rPr>
-              <w:t xml:space="preserve">P: ¿Qué hace la ALU exactamente?</w:t>
+              <w:t xml:space="preserve">P: ¿Por qué el selector está prendido?</w:t>
             </w:r>
           </w:p>
         </w:tc>
@@ -1613,7 +2405,7 @@
         <w:t xml:space="preserve">R: </w:t>
       </w:r>
       <w:r>
-        <w:t xml:space="preserve">Suma $t0 (dirección base) + el inmediato con signo (0) = dirección de memoria donde se escribe.</w:t>
+        <w:t xml:space="preserve">Porque la ALU tiene que sumar el registro te cero con el número que viene en la instrucción (el offset), no con otro registro.</w:t>
       </w:r>
     </w:p>
     <w:p>
@@ -1655,6 +2447,9 @@
             </w:tcMar>
           </w:tcPr>
           <w:p>
+            <w:pPr>
+              <w:spacing w:line="320"/>
+            </w:pPr>
             <w:r>
               <w:rPr>
                 <w:b/>
@@ -1663,7 +2458,7 @@
                 <w:sz w:val="24"/>
                 <w:szCs w:val="24"/>
               </w:rPr>
-              <w:t xml:space="preserve">P: ¿Qué pasa con Read data 2 si no pasa por la ALU?</w:t>
+              <w:t xml:space="preserve">P: ¿Qué calcula la ALU acá?</w:t>
             </w:r>
           </w:p>
         </w:tc>
@@ -1683,7 +2478,7 @@
         <w:t xml:space="preserve">R: </w:t>
       </w:r>
       <w:r>
-        <w:t xml:space="preserve">Va directo a Write data de Data memory. Es el dato a guardar, no participa en el cálculo de la dirección.</w:t>
+        <w:t xml:space="preserve">Solo la dirección: te cero más el offset (que es cero). Ese resultado es dónde se va a guardar el dato.</w:t>
       </w:r>
     </w:p>
     <w:p>
@@ -1725,6 +2520,9 @@
             </w:tcMar>
           </w:tcPr>
           <w:p>
+            <w:pPr>
+              <w:spacing w:line="320"/>
+            </w:pPr>
             <w:r>
               <w:rPr>
                 <w:b/>
@@ -1733,7 +2531,7 @@
                 <w:sz w:val="24"/>
                 <w:szCs w:val="24"/>
               </w:rPr>
-              <w:t xml:space="preserve">P: ¿Por qué Instruction[5-0] va a ALU control si esta instrucción no es tipo R?</w:t>
+              <w:t xml:space="preserve">P: ¿Y el valor de te uno, por dónde pasa?</w:t>
             </w:r>
           </w:p>
         </w:tc>
@@ -1753,7 +2551,7 @@
         <w:t xml:space="preserve">R: </w:t>
       </w:r>
       <w:r>
-        <w:t xml:space="preserve">Es una conexión física fija del datapath: esos 6 bits siempre se mandan a ALU control, pero acá no se usan de verdad, porque ALUOp=00 ya le dice a ALU control “suma” sin mirar esos bits. Esos bits importan cuando ALUOp=10 (instrucciones tipo R), ahí sí ALU control mira el funct para decidir entre suma, resta, AND, OR, etc.</w:t>
+        <w:t xml:space="preserve">No pasa por la ALU. Va directo a la memoria como el dato que se va a guardar.</w:t>
       </w:r>
     </w:p>
     <w:p>
@@ -1795,6 +2593,9 @@
             </w:tcMar>
           </w:tcPr>
           <w:p>
+            <w:pPr>
+              <w:spacing w:line="320"/>
+            </w:pPr>
             <w:r>
               <w:rPr>
                 <w:b/>
@@ -1803,7 +2604,7 @@
                 <w:sz w:val="24"/>
                 <w:szCs w:val="24"/>
               </w:rPr>
-              <w:t xml:space="preserve">P: ¿Qué le dice ALU control a la ALU?</w:t>
+              <w:t xml:space="preserve">P: ¿Por qué se manda algo a ALU control si esta instrucción no lo necesita?</w:t>
             </w:r>
           </w:p>
         </w:tc>
@@ -1823,7 +2624,7 @@
         <w:t xml:space="preserve">R: </w:t>
       </w:r>
       <w:r>
-        <w:t xml:space="preserve">Le manda un código de 4 bits que en este caso significa “suma”. Esa señal entra a la ALU por abajo, junto al segundo operando.</w:t>
+        <w:t xml:space="preserve">Porque el cableado es siempre el mismo, para todas las instrucciones. Esos bits se mandan siempre, pero acá no importan, porque la otra señal (la del “quiero sumar”) ya le dice a ALU control qué hacer sin mirar esos bits. Esos bits sí importan en otro tipo de instrucciones (las que hacen operaciones entre dos registros).</w:t>
       </w:r>
     </w:p>
     <w:p>
@@ -1865,6 +2666,9 @@
             </w:tcMar>
           </w:tcPr>
           <w:p>
+            <w:pPr>
+              <w:spacing w:line="320"/>
+            </w:pPr>
             <w:r>
               <w:rPr>
                 <w:b/>
@@ -1873,7 +2677,7 @@
                 <w:sz w:val="24"/>
                 <w:szCs w:val="24"/>
               </w:rPr>
-              <w:t xml:space="preserve">P: ¿Por qué no sale nada de Data memory?</w:t>
+              <w:t xml:space="preserve">P: ¿Qué le manda ALU control a la ALU?</w:t>
             </w:r>
           </w:p>
         </w:tc>
@@ -1893,7 +2697,7 @@
         <w:t xml:space="preserve">R: </w:t>
       </w:r>
       <w:r>
-        <w:t xml:space="preserve">Porque MemRead=0. La memoria solo escribe, no entrega ningún dato de vuelta, y por eso el MUX final (el que elige entre resultado de ALU o dato leído de memoria) tampoco se usa.</w:t>
+        <w:t xml:space="preserve">Un código que en este caso significa “suma”. Esa señal entra a la ALU junto con los dos números que va a sumar.</w:t>
       </w:r>
     </w:p>
     <w:p>
@@ -1935,6 +2739,9 @@
             </w:tcMar>
           </w:tcPr>
           <w:p>
+            <w:pPr>
+              <w:spacing w:line="320"/>
+            </w:pPr>
             <w:r>
               <w:rPr>
                 <w:b/>
@@ -1943,7 +2750,7 @@
                 <w:sz w:val="24"/>
                 <w:szCs w:val="24"/>
               </w:rPr>
-              <w:t xml:space="preserve">P: ¿Qué diferencia hay con lbu (la de tu compañero)?</w:t>
+              <w:t xml:space="preserve">P: ¿Por qué no sale nada de la memoria?</w:t>
             </w:r>
           </w:p>
         </w:tc>
@@ -1963,7 +2770,7 @@
         <w:t xml:space="preserve">R: </w:t>
       </w:r>
       <w:r>
-        <w:t xml:space="preserve">lbu es la operación espejo: ahí MemRead=1, RegWrite=1, MemtoReg=1 (todo lo que en sb está apagado), y sí sale un dato de Read data de memoria que vuelve a escribirse en un registro. sb es exactamente lo opuesto: los datos van hacia la memoria, no vuelven.</w:t>
+        <w:t xml:space="preserve">Porque no se está leyendo, se está escribiendo. Leer memoria es lo que hace la instrucción contraria a esta (la que carga un dato desde memoria a un registro).</w:t>
       </w:r>
     </w:p>
     <w:p>
@@ -2005,6 +2812,9 @@
             </w:tcMar>
           </w:tcPr>
           <w:p>
+            <w:pPr>
+              <w:spacing w:line="320"/>
+            </w:pPr>
             <w:r>
               <w:rPr>
                 <w:b/>
@@ -2013,7 +2823,7 @@
                 <w:sz w:val="24"/>
                 <w:szCs w:val="24"/>
               </w:rPr>
-              <w:t xml:space="preserve">P: ¿Por qué el PC+4 sigue activo si esto no es un salto?</w:t>
+              <w:t xml:space="preserve">P: ¿En qué se diferencia de la instrucción de tu compañero (la que carga datos)?</w:t>
             </w:r>
           </w:p>
         </w:tc>
@@ -2033,7 +2843,80 @@
         <w:t xml:space="preserve">R: </w:t>
       </w:r>
       <w:r>
-        <w:t xml:space="preserve">Porque avanzar al programa (PC = PC+4) pasa en toda instrucción, sea cual sea. Es independiente de si hay salto o no — el salto solo cambiaría qué valor entra al MUX final de arriba (PCSrc), pero acá Branch=0 así que siempre se elige PC+4.</w:t>
+        <w:t xml:space="preserve">Es exactamente al revés: la de él trae un dato de la memoria y lo guarda en un registro. La mía toma un dato de un registro y lo guarda en la memoria. Por eso casi todas las señales están invertidas entre las dos.</w:t>
+      </w:r>
+    </w:p>
+    <w:p>
+      <w:pPr>
+        <w:spacing w:before="260"/>
+      </w:pPr>
+    </w:p>
+    <w:tbl>
+      <w:tblPr>
+        <w:tblW w:type="dxa" w:w="9360"/>
+        <w:tblBorders>
+          <w:top w:val="single" w:color="auto" w:sz="4"/>
+          <w:left w:val="single" w:color="auto" w:sz="4"/>
+          <w:bottom w:val="single" w:color="auto" w:sz="4"/>
+          <w:right w:val="single" w:color="auto" w:sz="4"/>
+          <w:insideH w:val="single" w:color="auto" w:sz="4"/>
+          <w:insideV w:val="single" w:color="auto" w:sz="4"/>
+        </w:tblBorders>
+      </w:tblPr>
+      <w:tblGrid>
+        <w:gridCol w:w="100"/>
+      </w:tblGrid>
+      <w:tr>
+        <w:tc>
+          <w:tcPr>
+            <w:tcW w:type="dxa" w:w="9360"/>
+            <w:tcBorders>
+              <w:top w:val="none" w:color="FFFFFF" w:sz="0"/>
+              <w:left w:val="none" w:color="FFFFFF" w:sz="0"/>
+              <w:bottom w:val="none" w:color="FFFFFF" w:sz="0"/>
+              <w:right w:val="none" w:color="FFFFFF" w:sz="0"/>
+            </w:tcBorders>
+            <w:shd w:fill="E8EEF7" w:val="clear"/>
+            <w:tcMar>
+              <w:top w:type="dxa" w:w="110"/>
+              <w:left w:type="dxa" w:w="180"/>
+              <w:bottom w:type="dxa" w:w="110"/>
+              <w:right w:type="dxa" w:w="180"/>
+            </w:tcMar>
+          </w:tcPr>
+          <w:p>
+            <w:pPr>
+              <w:spacing w:line="320"/>
+            </w:pPr>
+            <w:r>
+              <w:rPr>
+                <w:b/>
+                <w:bCs/>
+                <w:color w:val="1F3864"/>
+                <w:sz w:val="24"/>
+                <w:szCs w:val="24"/>
+              </w:rPr>
+              <w:t xml:space="preserve">P: ¿Por qué el programa sigue avanzando si esto no es un salto?</w:t>
+            </w:r>
+          </w:p>
+        </w:tc>
+      </w:tr>
+    </w:tbl>
+    <w:p>
+      <w:pPr>
+        <w:spacing w:after="80" w:before="100" w:line="320"/>
+        <w:ind w:left="220"/>
+      </w:pPr>
+      <w:r>
+        <w:rPr>
+          <w:b/>
+          <w:bCs/>
+          <w:color w:val="3C7A3C"/>
+        </w:rPr>
+        <w:t xml:space="preserve">R: </w:t>
+      </w:r>
+      <w:r>
+        <w:t xml:space="preserve">Porque avanzar al programa pasa siempre, en toda instrucción. Un salto es la excepción, no la regla — y acá no hay salto.</w:t>
       </w:r>
     </w:p>
     <w:p>
@@ -2042,7 +2925,7 @@
         <w:pageBreakBefore/>
       </w:pPr>
       <w:r>
-        <w:t xml:space="preserve">4. Frases clave para no trabarte</w:t>
+        <w:t xml:space="preserve">4. Frases cortas para no quedarte en blanco</w:t>
       </w:r>
     </w:p>
     <w:p>
@@ -2056,7 +2939,7 @@
         <w:jc w:val="left"/>
       </w:pPr>
       <w:r>
-        <w:t xml:space="preserve">"Es un store, así que los datos van hacia la memoria, no vuelven."</w:t>
+        <w:t xml:space="preserve">"Esto guarda un dato en memoria, no lo trae de vuelta."</w:t>
       </w:r>
     </w:p>
     <w:p>
@@ -2070,7 +2953,7 @@
         <w:jc w:val="left"/>
       </w:pPr>
       <w:r>
-        <w:t xml:space="preserve">"ALUSrc=1 porque sumo con el inmediato, no con otro registro."</w:t>
+        <w:t xml:space="preserve">"El selector está prendido porque sumo con el número, no con otro registro."</w:t>
       </w:r>
     </w:p>
     <w:p>
@@ -2084,7 +2967,7 @@
         <w:jc w:val="left"/>
       </w:pPr>
       <w:r>
-        <w:t xml:space="preserve">"MemWrite=1 es la señal que define que esto es un store."</w:t>
+        <w:t xml:space="preserve">"La señal de escritura en memoria es la que define que esto es un guardado."</w:t>
       </w:r>
     </w:p>
     <w:p>
@@ -2098,7 +2981,7 @@
         <w:jc w:val="left"/>
       </w:pPr>
       <w:r>
-        <w:t xml:space="preserve">"No hay write-back porque RegWrite=0 — no se modifica ningún registro."</w:t>
+        <w:t xml:space="preserve">"No se escribe en ningún registro — por eso esa señal está apagada."</w:t>
       </w:r>
     </w:p>
     <w:p>
@@ -2112,7 +2995,7 @@
         <w:jc w:val="left"/>
       </w:pPr>
       <w:r>
-        <w:t xml:space="preserve">"El opcode 101000 es lo único que Control necesita para prender MemWrite y ALUSrc, y apagar RegWrite."</w:t>
+        <w:t xml:space="preserve">"Con el código de operación alcanza para prender la escritura en memoria y el selector, y apagar la escritura en registro."</w:t>
       </w:r>
     </w:p>
     <w:sectPr>
